--- a/Global Boba Graph 網站詳細功能規格書.docx
+++ b/Global Boba Graph 網站詳細功能規格書.docx
@@ -83,7 +83,7 @@
                 <w:b w:val="0"/>
                 <w:sz w:val="20"/>
               </w:rPr>
-              <w:t>將網站功能、資訊架構、資料模型與 prototype 規劃整理成可執行規格</w:t>
+              <w:t>將網站功能、資訊架構、資料模型與 admin 後台規劃整理成可執行規格</w:t>
             </w:r>
           </w:p>
         </w:tc>
@@ -179,7 +179,7 @@
                 <w:b w:val="0"/>
                 <w:sz w:val="20"/>
               </w:rPr>
-              <w:t>MVP 0-30 天與後續 30-90 天成長規劃</w:t>
+              <w:t>MVP + Phase 5 已上線；Phase 5C（多帳號）與後續 3-12 個月成長</w:t>
             </w:r>
           </w:p>
         </w:tc>
@@ -227,7 +227,7 @@
                 <w:b w:val="0"/>
                 <w:sz w:val="20"/>
               </w:rPr>
-              <w:t>v1.1（對齊 data-model.md）</w:t>
+              <w:t>v1.3（對齊 Phase 5A/5B/5D 實作）</w:t>
             </w:r>
           </w:p>
         </w:tc>
@@ -275,7 +275,7 @@
                 <w:b w:val="0"/>
                 <w:sz w:val="20"/>
               </w:rPr>
-              <w:t>2026-05-27</w:t>
+              <w:t>2026-05-30</w:t>
             </w:r>
           </w:p>
         </w:tc>
@@ -4902,7 +4902,7 @@
         <w:rPr>
           <w:rFonts w:ascii="Arial" w:hAnsi="Arial" w:eastAsia="Microsoft JhengHei"/>
         </w:rPr>
-        <w:t>8. 後台功能</w:t>
+        <w:t>8. 後台架構（Phase 4-5 已上線）</w:t>
       </w:r>
     </w:p>
     <w:p>
@@ -4913,7 +4913,7 @@
         <w:rPr>
           <w:rFonts w:ascii="Arial" w:hAnsi="Arial" w:eastAsia="Microsoft JhengHei"/>
         </w:rPr>
-        <w:t>8.1 CMS 能力</w:t>
+        <w:t>8.1 入口與認證</w:t>
       </w:r>
     </w:p>
     <w:p>
@@ -4921,7 +4921,7 @@
         <w:pStyle w:val="ListBullet"/>
       </w:pPr>
       <w:r>
-        <w:t>新增 / 編輯品牌、城市、飲品、店鋪（stores）、母公司（companies）、新聞。</w:t>
+        <w:t>路徑：/admin（不含 locale prefix，與公開站 /[locale]/... 平行）</w:t>
       </w:r>
     </w:p>
     <w:p>
@@ -4929,7 +4929,7 @@
         <w:pStyle w:val="ListBullet"/>
       </w:pPr>
       <w:r>
-        <w:t>管理新聞來源（sources）與信譽度。</w:t>
+        <w:t>認證：HTTP Basic Auth，env vars ADMIN_USER / ADMIN_PASSWORD，在 proxy.ts middleware 攔截</w:t>
       </w:r>
     </w:p>
     <w:p>
@@ -4937,7 +4937,7 @@
         <w:pStyle w:val="ListBullet"/>
       </w:pPr>
       <w:r>
-        <w:t>維護受控詞彙 taxonomies（茶底、奶種、配料、甜味劑、定位標籤）。</w:t>
+        <w:t>多帳號 / RBAC：Phase 5C 規劃（v1 仍是單一帳號）</w:t>
       </w:r>
     </w:p>
     <w:p>
@@ -4945,7 +4945,7 @@
         <w:pStyle w:val="ListBullet"/>
       </w:pPr>
       <w:r>
-        <w:t>設定關聯資料，含 relevance（primary / secondary / mentioned）。</w:t>
+        <w:t>Admin UI 語言：依 NEXT_LOCALE cookie（公開站切換語言會跟著切）</w:t>
       </w:r>
     </w:p>
     <w:p>
@@ -4953,31 +4953,7 @@
         <w:pStyle w:val="ListBullet"/>
       </w:pPr>
       <w:r>
-        <w:t>依 locale 編輯 seo_i18n（title / description / FAQ）。</w:t>
-      </w:r>
-    </w:p>
-    <w:p>
-      <w:pPr>
-        <w:pStyle w:val="ListBullet"/>
-      </w:pPr>
-      <w:r>
-        <w:t>支援 draft、published、archived 狀態。</w:t>
-      </w:r>
-    </w:p>
-    <w:p>
-      <w:pPr>
-        <w:pStyle w:val="ListBullet"/>
-      </w:pPr>
-      <w:r>
-        <w:t>AI 摘要審核流（見 §5.5）。</w:t>
-      </w:r>
-    </w:p>
-    <w:p>
-      <w:pPr>
-        <w:pStyle w:val="ListBullet"/>
-      </w:pPr>
-      <w:r>
-        <w:t>品牌認領審核（brands.claimed_by_user_id / verified，v2 上線）。</w:t>
+        <w:t>響應式：≥ 640px 顯示左側固定 sidebar；&lt; 640px 改用上方漢堡按鈕 + 抽屜選單</w:t>
       </w:r>
     </w:p>
     <w:p>
@@ -4988,421 +4964,7 @@
         <w:rPr>
           <w:rFonts w:ascii="Arial" w:hAnsi="Arial" w:eastAsia="Microsoft JhengHei"/>
         </w:rPr>
-        <w:t>8.2 發布前 gating 檢查</w:t>
-      </w:r>
-    </w:p>
-    <w:p>
-      <w:pPr>
-        <w:pStyle w:val="ListBullet"/>
-      </w:pPr>
-      <w:r>
-        <w:t>slug 唯一性。</w:t>
-      </w:r>
-    </w:p>
-    <w:p>
-      <w:pPr>
-        <w:pStyle w:val="ListBullet"/>
-      </w:pPr>
-      <w:r>
-        <w:t>seo_i18n[預設 locale] 的 title 與 description 已填。</w:t>
-      </w:r>
-    </w:p>
-    <w:p>
-      <w:pPr>
-        <w:pStyle w:val="ListBullet"/>
-      </w:pPr>
-      <w:r>
-        <w:t>至少一個關聯實體（news_brands ∪ news_cities ∪ news_drinks）。</w:t>
-      </w:r>
-    </w:p>
-    <w:p>
-      <w:pPr>
-        <w:pStyle w:val="ListBullet"/>
-      </w:pPr>
-      <w:r>
-        <w:t>summary_i18n 已填。</w:t>
-      </w:r>
-    </w:p>
-    <w:p>
-      <w:pPr>
-        <w:pStyle w:val="ListBullet"/>
-      </w:pPr>
-      <w:r>
-        <w:t>source_id 設定（新聞）。</w:t>
-      </w:r>
-    </w:p>
-    <w:p>
-      <w:pPr>
-        <w:pStyle w:val="ListBullet"/>
-      </w:pPr>
-      <w:r>
-        <w:t>hero image 與 alt text。</w:t>
-      </w:r>
-    </w:p>
-    <w:p>
-      <w:pPr>
-        <w:pStyle w:val="ListBullet"/>
-      </w:pPr>
-      <w:r>
-        <w:t>內部連結 ≥ 3 條（自動偵測 markdown 連結，用於 SEO 內部連結密度）。</w:t>
-      </w:r>
-    </w:p>
-    <w:p>
-      <w:pPr>
-        <w:pStyle w:val="ListBullet"/>
-      </w:pPr>
-      <w:r>
-        <w:t>JSON-LD 必填欄位齊全（依模板對應 schema.org type）。</w:t>
-      </w:r>
-    </w:p>
-    <w:p>
-      <w:pPr>
-        <w:pStyle w:val="Heading2"/>
-      </w:pPr>
-      <w:r>
-        <w:rPr>
-          <w:rFonts w:ascii="Arial" w:hAnsi="Arial" w:eastAsia="Microsoft JhengHei"/>
-        </w:rPr>
-        <w:t>8.3 內容品質儀表板</w:t>
-      </w:r>
-    </w:p>
-    <w:p>
-      <w:r>
-        <w:t>前台不顯示，提供編輯團隊掌握資料健康度。</w:t>
-      </w:r>
-    </w:p>
-    <w:p>
-      <w:pPr>
-        <w:pStyle w:val="ListBullet"/>
-      </w:pPr>
-      <w:r>
-        <w:t>各實體 completeness_score 分佈。</w:t>
-      </w:r>
-    </w:p>
-    <w:p>
-      <w:pPr>
-        <w:pStyle w:val="ListBullet"/>
-      </w:pPr>
-      <w:r>
-        <w:t>orphan = true 清單（無任何關聯的孤兒資料）。</w:t>
-      </w:r>
-    </w:p>
-    <w:p>
-      <w:pPr>
-        <w:pStyle w:val="ListBullet"/>
-      </w:pPr>
-      <w:r>
-        <w:t>review_due_at 已到期的實體（如品牌每 90 天必須複查）。</w:t>
-      </w:r>
-    </w:p>
-    <w:p>
-      <w:pPr>
-        <w:pStyle w:val="ListBullet"/>
-      </w:pPr>
-      <w:r>
-        <w:t>各 content_owner_id 待辦清單。</w:t>
-      </w:r>
-    </w:p>
-    <w:p>
-      <w:pPr>
-        <w:pStyle w:val="ListBullet"/>
-      </w:pPr>
-      <w:r>
-        <w:t>AI 摘要待審清單（ai_summary_reviewed_by IS NULL）。</w:t>
-      </w:r>
-    </w:p>
-    <w:p>
-      <w:pPr>
-        <w:pStyle w:val="Heading1"/>
-      </w:pPr>
-      <w:r>
-        <w:rPr>
-          <w:rFonts w:ascii="Arial" w:hAnsi="Arial" w:eastAsia="Microsoft JhengHei"/>
-        </w:rPr>
-        <w:t>9. Prototype 功能說明</w:t>
-      </w:r>
-    </w:p>
-    <w:tbl>
-      <w:tblPr>
-        <w:tblStyle w:val="TableGrid"/>
-        <w:tblW w:type="dxa" w:w="9878"/>
-        <w:jc w:val="left"/>
-        <w:tblLayout w:type="fixed"/>
-        <w:tblLook w:firstColumn="1" w:firstRow="1" w:lastColumn="0" w:lastRow="0" w:noHBand="0" w:noVBand="1" w:val="04A0"/>
-        <w:tblInd w:type="dxa" w:w="0"/>
-      </w:tblPr>
-      <w:tblGrid>
-        <w:gridCol w:w="2650"/>
-        <w:gridCol w:w="7228"/>
-      </w:tblGrid>
-      <w:tr>
-        <w:trPr/>
-        <w:tc>
-          <w:tcPr>
-            <w:tcW w:type="dxa" w:w="2650"/>
-            <w:shd w:fill="E9E2D7"/>
-            <w:vAlign w:val="center"/>
-            <w:tcMar>
-              <w:top w:w="80" w:type="dxa"/>
-              <w:bottom w:w="80" w:type="dxa"/>
-              <w:start w:w="120" w:type="dxa"/>
-              <w:end w:w="120" w:type="dxa"/>
-            </w:tcMar>
-          </w:tcPr>
-          <w:p>
-            <w:r/>
-            <w:r>
-              <w:rPr>
-                <w:rFonts w:ascii="Arial" w:hAnsi="Arial" w:eastAsia="Microsoft JhengHei"/>
-                <w:b/>
-                <w:sz w:val="20"/>
-              </w:rPr>
-              <w:t>檔案</w:t>
-            </w:r>
-          </w:p>
-        </w:tc>
-        <w:tc>
-          <w:tcPr>
-            <w:tcW w:type="dxa" w:w="7228"/>
-            <w:shd w:fill="E9E2D7"/>
-            <w:vAlign w:val="center"/>
-            <w:tcMar>
-              <w:top w:w="80" w:type="dxa"/>
-              <w:bottom w:w="80" w:type="dxa"/>
-              <w:start w:w="120" w:type="dxa"/>
-              <w:end w:w="120" w:type="dxa"/>
-            </w:tcMar>
-          </w:tcPr>
-          <w:p>
-            <w:r/>
-            <w:r>
-              <w:rPr>
-                <w:rFonts w:ascii="Arial" w:hAnsi="Arial" w:eastAsia="Microsoft JhengHei"/>
-                <w:b/>
-                <w:sz w:val="20"/>
-              </w:rPr>
-              <w:t>用途</w:t>
-            </w:r>
-          </w:p>
-        </w:tc>
-      </w:tr>
-      <w:tr>
-        <w:trPr/>
-        <w:tc>
-          <w:tcPr>
-            <w:tcW w:type="dxa" w:w="2650"/>
-            <w:vAlign w:val="top"/>
-            <w:tcMar>
-              <w:top w:w="80" w:type="dxa"/>
-              <w:bottom w:w="80" w:type="dxa"/>
-              <w:start w:w="120" w:type="dxa"/>
-              <w:end w:w="120" w:type="dxa"/>
-            </w:tcMar>
-          </w:tcPr>
-          <w:p>
-            <w:r/>
-            <w:r>
-              <w:rPr>
-                <w:rFonts w:ascii="Arial" w:hAnsi="Arial" w:eastAsia="Microsoft JhengHei"/>
-                <w:b w:val="0"/>
-                <w:sz w:val="20"/>
-              </w:rPr>
-              <w:t>index.html</w:t>
-            </w:r>
-          </w:p>
-        </w:tc>
-        <w:tc>
-          <w:tcPr>
-            <w:tcW w:type="dxa" w:w="7228"/>
-            <w:vAlign w:val="top"/>
-            <w:tcMar>
-              <w:top w:w="80" w:type="dxa"/>
-              <w:bottom w:w="80" w:type="dxa"/>
-              <w:start w:w="120" w:type="dxa"/>
-              <w:end w:w="120" w:type="dxa"/>
-            </w:tcMar>
-          </w:tcPr>
-          <w:p>
-            <w:r/>
-            <w:r>
-              <w:rPr>
-                <w:rFonts w:ascii="Arial" w:hAnsi="Arial" w:eastAsia="Microsoft JhengHei"/>
-                <w:b w:val="0"/>
-                <w:sz w:val="20"/>
-              </w:rPr>
-              <w:t>網站 prototype 入口，包含首頁、資料卡、圖譜、工作流與路線圖</w:t>
-            </w:r>
-          </w:p>
-        </w:tc>
-      </w:tr>
-      <w:tr>
-        <w:trPr/>
-        <w:tc>
-          <w:tcPr>
-            <w:tcW w:type="dxa" w:w="2650"/>
-            <w:vAlign w:val="top"/>
-            <w:tcMar>
-              <w:top w:w="80" w:type="dxa"/>
-              <w:bottom w:w="80" w:type="dxa"/>
-              <w:start w:w="120" w:type="dxa"/>
-              <w:end w:w="120" w:type="dxa"/>
-            </w:tcMar>
-          </w:tcPr>
-          <w:p>
-            <w:r/>
-            <w:r>
-              <w:rPr>
-                <w:rFonts w:ascii="Arial" w:hAnsi="Arial" w:eastAsia="Microsoft JhengHei"/>
-                <w:b w:val="0"/>
-                <w:sz w:val="20"/>
-              </w:rPr>
-              <w:t>styles.css</w:t>
-            </w:r>
-          </w:p>
-        </w:tc>
-        <w:tc>
-          <w:tcPr>
-            <w:tcW w:type="dxa" w:w="7228"/>
-            <w:vAlign w:val="top"/>
-            <w:tcMar>
-              <w:top w:w="80" w:type="dxa"/>
-              <w:bottom w:w="80" w:type="dxa"/>
-              <w:start w:w="120" w:type="dxa"/>
-              <w:end w:w="120" w:type="dxa"/>
-            </w:tcMar>
-          </w:tcPr>
-          <w:p>
-            <w:r/>
-            <w:r>
-              <w:rPr>
-                <w:rFonts w:ascii="Arial" w:hAnsi="Arial" w:eastAsia="Microsoft JhengHei"/>
-                <w:b w:val="0"/>
-                <w:sz w:val="20"/>
-              </w:rPr>
-              <w:t>響應式 UI、深色模式、卡片與圖譜視覺</w:t>
-            </w:r>
-          </w:p>
-        </w:tc>
-      </w:tr>
-      <w:tr>
-        <w:trPr/>
-        <w:tc>
-          <w:tcPr>
-            <w:tcW w:type="dxa" w:w="2650"/>
-            <w:vAlign w:val="top"/>
-            <w:tcMar>
-              <w:top w:w="80" w:type="dxa"/>
-              <w:bottom w:w="80" w:type="dxa"/>
-              <w:start w:w="120" w:type="dxa"/>
-              <w:end w:w="120" w:type="dxa"/>
-            </w:tcMar>
-          </w:tcPr>
-          <w:p>
-            <w:r/>
-            <w:r>
-              <w:rPr>
-                <w:rFonts w:ascii="Arial" w:hAnsi="Arial" w:eastAsia="Microsoft JhengHei"/>
-                <w:b w:val="0"/>
-                <w:sz w:val="20"/>
-              </w:rPr>
-              <w:t>app.js</w:t>
-            </w:r>
-          </w:p>
-        </w:tc>
-        <w:tc>
-          <w:tcPr>
-            <w:tcW w:type="dxa" w:w="7228"/>
-            <w:vAlign w:val="top"/>
-            <w:tcMar>
-              <w:top w:w="80" w:type="dxa"/>
-              <w:bottom w:w="80" w:type="dxa"/>
-              <w:start w:w="120" w:type="dxa"/>
-              <w:end w:w="120" w:type="dxa"/>
-            </w:tcMar>
-          </w:tcPr>
-          <w:p>
-            <w:r/>
-            <w:r>
-              <w:rPr>
-                <w:rFonts w:ascii="Arial" w:hAnsi="Arial" w:eastAsia="Microsoft JhengHei"/>
-                <w:b w:val="0"/>
-                <w:sz w:val="20"/>
-              </w:rPr>
-              <w:t>搜尋、篩選、詳情面板、圖譜高亮、Canvas 視覺</w:t>
-            </w:r>
-          </w:p>
-        </w:tc>
-      </w:tr>
-      <w:tr>
-        <w:trPr/>
-        <w:tc>
-          <w:tcPr>
-            <w:tcW w:type="dxa" w:w="2650"/>
-            <w:vAlign w:val="top"/>
-            <w:tcMar>
-              <w:top w:w="80" w:type="dxa"/>
-              <w:bottom w:w="80" w:type="dxa"/>
-              <w:start w:w="120" w:type="dxa"/>
-              <w:end w:w="120" w:type="dxa"/>
-            </w:tcMar>
-          </w:tcPr>
-          <w:p>
-            <w:r/>
-            <w:r>
-              <w:rPr>
-                <w:rFonts w:ascii="Arial" w:hAnsi="Arial" w:eastAsia="Microsoft JhengHei"/>
-                <w:b w:val="0"/>
-                <w:sz w:val="20"/>
-              </w:rPr>
-              <w:t>prototype-spec.md</w:t>
-            </w:r>
-          </w:p>
-        </w:tc>
-        <w:tc>
-          <w:tcPr>
-            <w:tcW w:type="dxa" w:w="7228"/>
-            <w:vAlign w:val="top"/>
-            <w:tcMar>
-              <w:top w:w="80" w:type="dxa"/>
-              <w:bottom w:w="80" w:type="dxa"/>
-              <w:start w:w="120" w:type="dxa"/>
-              <w:end w:w="120" w:type="dxa"/>
-            </w:tcMar>
-          </w:tcPr>
-          <w:p>
-            <w:r/>
-            <w:r>
-              <w:rPr>
-                <w:rFonts w:ascii="Arial" w:hAnsi="Arial" w:eastAsia="Microsoft JhengHei"/>
-                <w:b w:val="0"/>
-                <w:sz w:val="20"/>
-              </w:rPr>
-              <w:t>文字版功能規格</w:t>
-            </w:r>
-          </w:p>
-        </w:tc>
-      </w:tr>
-    </w:tbl>
-    <w:p/>
-    <w:p>
-      <w:r>
-        <w:t>目前 prototype 已驗證：首頁可載入、10 筆資料卡可顯示、搜尋、清除、類型篩選與詳情面板可運作。</w:t>
-      </w:r>
-    </w:p>
-    <w:p>
-      <w:pPr>
-        <w:pStyle w:val="Heading1"/>
-      </w:pPr>
-      <w:r>
-        <w:rPr>
-          <w:rFonts w:ascii="Arial" w:hAnsi="Arial" w:eastAsia="Microsoft JhengHei"/>
-        </w:rPr>
-        <w:t>10. 30 天 MVP 任務拆解</w:t>
-      </w:r>
-    </w:p>
-    <w:p>
-      <w:r>
-        <w:t>詳細逐日建表順序見 data-model.md §13。</w:t>
+        <w:t>8.2 已上線的 admin 模組</w:t>
       </w:r>
     </w:p>
     <w:tbl>
@@ -5416,8 +4978,8 @@
       </w:tblPr>
       <w:tblGrid>
         <w:gridCol w:w="1606"/>
-        <w:gridCol w:w="5461"/>
-        <w:gridCol w:w="2811"/>
+        <w:gridCol w:w="2731"/>
+        <w:gridCol w:w="5541"/>
       </w:tblGrid>
       <w:tr>
         <w:trPr/>
@@ -5441,13 +5003,13 @@
                 <w:b/>
                 <w:sz w:val="20"/>
               </w:rPr>
-              <w:t>週次</w:t>
+              <w:t>模組</w:t>
             </w:r>
           </w:p>
         </w:tc>
         <w:tc>
           <w:tcPr>
-            <w:tcW w:type="dxa" w:w="5461"/>
+            <w:tcW w:type="dxa" w:w="2731"/>
             <w:shd w:fill="E9E2D7"/>
             <w:vAlign w:val="center"/>
             <w:tcMar>
@@ -5465,13 +5027,13 @@
                 <w:b/>
                 <w:sz w:val="20"/>
               </w:rPr>
-              <w:t>主要任務</w:t>
+              <w:t>路徑</w:t>
             </w:r>
           </w:p>
         </w:tc>
         <w:tc>
           <w:tcPr>
-            <w:tcW w:type="dxa" w:w="2811"/>
+            <w:tcW w:type="dxa" w:w="5541"/>
             <w:shd w:fill="E9E2D7"/>
             <w:vAlign w:val="center"/>
             <w:tcMar>
@@ -5489,7 +5051,7 @@
                 <w:b/>
                 <w:sz w:val="20"/>
               </w:rPr>
-              <w:t>交付成果</w:t>
+              <w:t>功能摘要</w:t>
             </w:r>
           </w:p>
         </w:tc>
@@ -5515,13 +5077,13 @@
                 <w:b w:val="0"/>
                 <w:sz w:val="20"/>
               </w:rPr>
-              <w:t>第 1 週</w:t>
+              <w:t>總覽</w:t>
             </w:r>
           </w:p>
         </w:tc>
         <w:tc>
           <w:tcPr>
-            <w:tcW w:type="dxa" w:w="5461"/>
+            <w:tcW w:type="dxa" w:w="2731"/>
             <w:vAlign w:val="top"/>
             <w:tcMar>
               <w:top w:w="80" w:type="dxa"/>
@@ -5538,13 +5100,13 @@
                 <w:b w:val="0"/>
                 <w:sz w:val="20"/>
               </w:rPr>
-              <w:t>建立 Next.js 專案；依 data-model.md 建主表（brands、cities、drinks、news、sources、taxonomies）與關聯表；建 stores、companies、brand_company、brand_similarities、metrics_daily（欄位先有，計算 job 後上）；建立首頁、列表、詳情頁模板與 CMS schema（含 i18n 欄位、AI 摘要審核狀態、completeness_score view）。</w:t>
+              <w:t>/admin</w:t>
             </w:r>
           </w:p>
         </w:tc>
         <w:tc>
           <w:tcPr>
-            <w:tcW w:type="dxa" w:w="2811"/>
+            <w:tcW w:type="dxa" w:w="5541"/>
             <w:vAlign w:val="top"/>
             <w:tcMar>
               <w:top w:w="80" w:type="dxa"/>
@@ -5561,7 +5123,7 @@
                 <w:b w:val="0"/>
                 <w:sz w:val="20"/>
               </w:rPr>
-              <w:t>基礎架構、資料表與頁面骨架</w:t>
+              <w:t>8 個磚卡（即時筆數）+ 各 Quality 入口</w:t>
             </w:r>
           </w:p>
         </w:tc>
@@ -5587,13 +5149,13 @@
                 <w:b w:val="0"/>
                 <w:sz w:val="20"/>
               </w:rPr>
-              <w:t>第 2 週</w:t>
+              <w:t>品牌</w:t>
             </w:r>
           </w:p>
         </w:tc>
         <w:tc>
           <w:tcPr>
-            <w:tcW w:type="dxa" w:w="5461"/>
+            <w:tcW w:type="dxa" w:w="2731"/>
             <w:vAlign w:val="top"/>
             <w:tcMar>
               <w:top w:w="80" w:type="dxa"/>
@@ -5610,13 +5172,13 @@
                 <w:b w:val="0"/>
                 <w:sz w:val="20"/>
               </w:rPr>
-              <w:t>完成品牌、城市、飲品模組；建立關聯資料（含 relevance、is_signature、local_name_i18n）；完成 seo_i18n、hreflang；建立基本搜尋。</w:t>
+              <w:t>/admin/brands</w:t>
             </w:r>
           </w:p>
         </w:tc>
         <w:tc>
           <w:tcPr>
-            <w:tcW w:type="dxa" w:w="2811"/>
+            <w:tcW w:type="dxa" w:w="5541"/>
             <w:vAlign w:val="top"/>
             <w:tcMar>
               <w:top w:w="80" w:type="dxa"/>
@@ -5633,7 +5195,7 @@
                 <w:b w:val="0"/>
                 <w:sz w:val="20"/>
               </w:rPr>
-              <w:t>核心資料模組可發布</w:t>
+              <w:t>list + 篩選 + search；edit 7 個 tabs（基本/i18n/SEO/進階/招牌飲品/進駐城市/母公司）</w:t>
             </w:r>
           </w:p>
         </w:tc>
@@ -5659,13 +5221,13 @@
                 <w:b w:val="0"/>
                 <w:sz w:val="20"/>
               </w:rPr>
-              <w:t>第 3 週</w:t>
+              <w:t>城市</w:t>
             </w:r>
           </w:p>
         </w:tc>
         <w:tc>
           <w:tcPr>
-            <w:tcW w:type="dxa" w:w="5461"/>
+            <w:tcW w:type="dxa" w:w="2731"/>
             <w:vAlign w:val="top"/>
             <w:tcMar>
               <w:top w:w="80" w:type="dxa"/>
@@ -5682,13 +5244,13 @@
                 <w:b w:val="0"/>
                 <w:sz w:val="20"/>
               </w:rPr>
-              <w:t>完成新聞模組（含 source 實體、AI 摘要審核流）與發布 gating；vertical slice：先 5 城市 × 10 品牌 × 15 飲品 × 10 新聞端到端可上線，再水平擴量至 50 / 20 / 30 / 50。</w:t>
+              <w:t>/admin/cities</w:t>
             </w:r>
           </w:p>
         </w:tc>
         <w:tc>
           <w:tcPr>
-            <w:tcW w:type="dxa" w:w="2811"/>
+            <w:tcW w:type="dxa" w:w="5541"/>
             <w:vAlign w:val="top"/>
             <w:tcMar>
               <w:top w:w="80" w:type="dxa"/>
@@ -5705,7 +5267,7 @@
                 <w:b w:val="0"/>
                 <w:sz w:val="20"/>
               </w:rPr>
-              <w:t>內容引擎與初始資料集</w:t>
+              <w:t>list + 篩選 + search；edit（含 lat/lng/timezone/avg_price/market_maturity）</w:t>
             </w:r>
           </w:p>
         </w:tc>
@@ -5731,13 +5293,13 @@
                 <w:b w:val="0"/>
                 <w:sz w:val="20"/>
               </w:rPr>
-              <w:t>第 4 週</w:t>
+              <w:t>飲品</w:t>
             </w:r>
           </w:p>
         </w:tc>
         <w:tc>
           <w:tcPr>
-            <w:tcW w:type="dxa" w:w="5461"/>
+            <w:tcW w:type="dxa" w:w="2731"/>
             <w:vAlign w:val="top"/>
             <w:tcMar>
               <w:top w:w="80" w:type="dxa"/>
@@ -5754,13 +5316,13 @@
                 <w:b w:val="0"/>
                 <w:sz w:val="20"/>
               </w:rPr>
-              <w:t>效能與 SEO QA、Search Console、Analytics、Sitemap（依實體分群）+ News sitemap + RSS、Vercel 上線。</w:t>
+              <w:t>/admin/drinks</w:t>
             </w:r>
           </w:p>
         </w:tc>
         <w:tc>
           <w:tcPr>
-            <w:tcW w:type="dxa" w:w="2811"/>
+            <w:tcW w:type="dxa" w:w="5541"/>
             <w:vAlign w:val="top"/>
             <w:tcMar>
               <w:top w:w="80" w:type="dxa"/>
@@ -5777,7 +5339,1908 @@
                 <w:b w:val="0"/>
                 <w:sz w:val="20"/>
               </w:rPr>
-              <w:t>可公開 MVP 網站</w:t>
+              <w:t>list + category/status 篩選；edit（含 recipe + nutrition + flavor_profile JSON）</w:t>
+            </w:r>
+          </w:p>
+        </w:tc>
+      </w:tr>
+      <w:tr>
+        <w:trPr/>
+        <w:tc>
+          <w:tcPr>
+            <w:tcW w:type="dxa" w:w="1606"/>
+            <w:vAlign w:val="top"/>
+            <w:tcMar>
+              <w:top w:w="80" w:type="dxa"/>
+              <w:bottom w:w="80" w:type="dxa"/>
+              <w:start w:w="120" w:type="dxa"/>
+              <w:end w:w="120" w:type="dxa"/>
+            </w:tcMar>
+          </w:tcPr>
+          <w:p>
+            <w:r/>
+            <w:r>
+              <w:rPr>
+                <w:rFonts w:ascii="Arial" w:hAnsi="Arial" w:eastAsia="Microsoft JhengHei"/>
+                <w:b w:val="0"/>
+                <w:sz w:val="20"/>
+              </w:rPr>
+              <w:t>新聞</w:t>
+            </w:r>
+          </w:p>
+        </w:tc>
+        <w:tc>
+          <w:tcPr>
+            <w:tcW w:type="dxa" w:w="2731"/>
+            <w:vAlign w:val="top"/>
+            <w:tcMar>
+              <w:top w:w="80" w:type="dxa"/>
+              <w:bottom w:w="80" w:type="dxa"/>
+              <w:start w:w="120" w:type="dxa"/>
+              <w:end w:w="120" w:type="dxa"/>
+            </w:tcMar>
+          </w:tcPr>
+          <w:p>
+            <w:r/>
+            <w:r>
+              <w:rPr>
+                <w:rFonts w:ascii="Arial" w:hAnsi="Arial" w:eastAsia="Microsoft JhengHei"/>
+                <w:b w:val="0"/>
+                <w:sz w:val="20"/>
+              </w:rPr>
+              <w:t>/admin/news</w:t>
+            </w:r>
+          </w:p>
+        </w:tc>
+        <w:tc>
+          <w:tcPr>
+            <w:tcW w:type="dxa" w:w="5541"/>
+            <w:vAlign w:val="top"/>
+            <w:tcMar>
+              <w:top w:w="80" w:type="dxa"/>
+              <w:bottom w:w="80" w:type="dxa"/>
+              <w:start w:w="120" w:type="dxa"/>
+              <w:end w:w="120" w:type="dxa"/>
+            </w:tcMar>
+          </w:tcPr>
+          <w:p>
+            <w:r/>
+            <w:r>
+              <w:rPr>
+                <w:rFonts w:ascii="Arial" w:hAnsi="Arial" w:eastAsia="Microsoft JhengHei"/>
+                <w:b w:val="0"/>
+                <w:sz w:val="20"/>
+              </w:rPr>
+              <w:t>list + 篩選；edit 7 個 tabs（基本/i18n本文/SEO/AI摘要/相關品牌/城市/飲品）</w:t>
+            </w:r>
+          </w:p>
+        </w:tc>
+      </w:tr>
+      <w:tr>
+        <w:trPr/>
+        <w:tc>
+          <w:tcPr>
+            <w:tcW w:type="dxa" w:w="1606"/>
+            <w:vAlign w:val="top"/>
+            <w:tcMar>
+              <w:top w:w="80" w:type="dxa"/>
+              <w:bottom w:w="80" w:type="dxa"/>
+              <w:start w:w="120" w:type="dxa"/>
+              <w:end w:w="120" w:type="dxa"/>
+            </w:tcMar>
+          </w:tcPr>
+          <w:p>
+            <w:r/>
+            <w:r>
+              <w:rPr>
+                <w:rFonts w:ascii="Arial" w:hAnsi="Arial" w:eastAsia="Microsoft JhengHei"/>
+                <w:b w:val="0"/>
+                <w:sz w:val="20"/>
+              </w:rPr>
+              <w:t>來源</w:t>
+            </w:r>
+          </w:p>
+        </w:tc>
+        <w:tc>
+          <w:tcPr>
+            <w:tcW w:type="dxa" w:w="2731"/>
+            <w:vAlign w:val="top"/>
+            <w:tcMar>
+              <w:top w:w="80" w:type="dxa"/>
+              <w:bottom w:w="80" w:type="dxa"/>
+              <w:start w:w="120" w:type="dxa"/>
+              <w:end w:w="120" w:type="dxa"/>
+            </w:tcMar>
+          </w:tcPr>
+          <w:p>
+            <w:r/>
+            <w:r>
+              <w:rPr>
+                <w:rFonts w:ascii="Arial" w:hAnsi="Arial" w:eastAsia="Microsoft JhengHei"/>
+                <w:b w:val="0"/>
+                <w:sz w:val="20"/>
+              </w:rPr>
+              <w:t>/admin/sources</w:t>
+            </w:r>
+          </w:p>
+        </w:tc>
+        <w:tc>
+          <w:tcPr>
+            <w:tcW w:type="dxa" w:w="5541"/>
+            <w:vAlign w:val="top"/>
+            <w:tcMar>
+              <w:top w:w="80" w:type="dxa"/>
+              <w:bottom w:w="80" w:type="dxa"/>
+              <w:start w:w="120" w:type="dxa"/>
+              <w:end w:w="120" w:type="dxa"/>
+            </w:tcMar>
+          </w:tcPr>
+          <w:p>
+            <w:r/>
+            <w:r>
+              <w:rPr>
+                <w:rFonts w:ascii="Arial" w:hAnsi="Arial" w:eastAsia="Microsoft JhengHei"/>
+                <w:b w:val="0"/>
+                <w:sz w:val="20"/>
+              </w:rPr>
+              <w:t>list + search；slug 與 domain 雙 unique</w:t>
+            </w:r>
+          </w:p>
+        </w:tc>
+      </w:tr>
+      <w:tr>
+        <w:trPr/>
+        <w:tc>
+          <w:tcPr>
+            <w:tcW w:type="dxa" w:w="1606"/>
+            <w:vAlign w:val="top"/>
+            <w:tcMar>
+              <w:top w:w="80" w:type="dxa"/>
+              <w:bottom w:w="80" w:type="dxa"/>
+              <w:start w:w="120" w:type="dxa"/>
+              <w:end w:w="120" w:type="dxa"/>
+            </w:tcMar>
+          </w:tcPr>
+          <w:p>
+            <w:r/>
+            <w:r>
+              <w:rPr>
+                <w:rFonts w:ascii="Arial" w:hAnsi="Arial" w:eastAsia="Microsoft JhengHei"/>
+                <w:b w:val="0"/>
+                <w:sz w:val="20"/>
+              </w:rPr>
+              <w:t>詞彙</w:t>
+            </w:r>
+          </w:p>
+        </w:tc>
+        <w:tc>
+          <w:tcPr>
+            <w:tcW w:type="dxa" w:w="2731"/>
+            <w:vAlign w:val="top"/>
+            <w:tcMar>
+              <w:top w:w="80" w:type="dxa"/>
+              <w:bottom w:w="80" w:type="dxa"/>
+              <w:start w:w="120" w:type="dxa"/>
+              <w:end w:w="120" w:type="dxa"/>
+            </w:tcMar>
+          </w:tcPr>
+          <w:p>
+            <w:r/>
+            <w:r>
+              <w:rPr>
+                <w:rFonts w:ascii="Arial" w:hAnsi="Arial" w:eastAsia="Microsoft JhengHei"/>
+                <w:b w:val="0"/>
+                <w:sz w:val="20"/>
+              </w:rPr>
+              <w:t>/admin/taxonomies</w:t>
+            </w:r>
+          </w:p>
+        </w:tc>
+        <w:tc>
+          <w:tcPr>
+            <w:tcW w:type="dxa" w:w="5541"/>
+            <w:vAlign w:val="top"/>
+            <w:tcMar>
+              <w:top w:w="80" w:type="dxa"/>
+              <w:bottom w:w="80" w:type="dxa"/>
+              <w:start w:w="120" w:type="dxa"/>
+              <w:end w:w="120" w:type="dxa"/>
+            </w:tcMar>
+          </w:tcPr>
+          <w:p>
+            <w:r/>
+            <w:r>
+              <w:rPr>
+                <w:rFonts w:ascii="Arial" w:hAnsi="Arial" w:eastAsia="Microsoft JhengHei"/>
+                <w:b w:val="0"/>
+                <w:sz w:val="20"/>
+              </w:rPr>
+              <w:t>按 kind 分組；(kind, code) compound unique；parent 階層</w:t>
+            </w:r>
+          </w:p>
+        </w:tc>
+      </w:tr>
+      <w:tr>
+        <w:trPr/>
+        <w:tc>
+          <w:tcPr>
+            <w:tcW w:type="dxa" w:w="1606"/>
+            <w:vAlign w:val="top"/>
+            <w:tcMar>
+              <w:top w:w="80" w:type="dxa"/>
+              <w:bottom w:w="80" w:type="dxa"/>
+              <w:start w:w="120" w:type="dxa"/>
+              <w:end w:w="120" w:type="dxa"/>
+            </w:tcMar>
+          </w:tcPr>
+          <w:p>
+            <w:r/>
+            <w:r>
+              <w:rPr>
+                <w:rFonts w:ascii="Arial" w:hAnsi="Arial" w:eastAsia="Microsoft JhengHei"/>
+                <w:b w:val="0"/>
+                <w:sz w:val="20"/>
+              </w:rPr>
+              <w:t>公司</w:t>
+            </w:r>
+          </w:p>
+        </w:tc>
+        <w:tc>
+          <w:tcPr>
+            <w:tcW w:type="dxa" w:w="2731"/>
+            <w:vAlign w:val="top"/>
+            <w:tcMar>
+              <w:top w:w="80" w:type="dxa"/>
+              <w:bottom w:w="80" w:type="dxa"/>
+              <w:start w:w="120" w:type="dxa"/>
+              <w:end w:w="120" w:type="dxa"/>
+            </w:tcMar>
+          </w:tcPr>
+          <w:p>
+            <w:r/>
+            <w:r>
+              <w:rPr>
+                <w:rFonts w:ascii="Arial" w:hAnsi="Arial" w:eastAsia="Microsoft JhengHei"/>
+                <w:b w:val="0"/>
+                <w:sz w:val="20"/>
+              </w:rPr>
+              <w:t>/admin/companies</w:t>
+            </w:r>
+          </w:p>
+        </w:tc>
+        <w:tc>
+          <w:tcPr>
+            <w:tcW w:type="dxa" w:w="5541"/>
+            <w:vAlign w:val="top"/>
+            <w:tcMar>
+              <w:top w:w="80" w:type="dxa"/>
+              <w:bottom w:w="80" w:type="dxa"/>
+              <w:start w:w="120" w:type="dxa"/>
+              <w:end w:w="120" w:type="dxa"/>
+            </w:tcMar>
+          </w:tcPr>
+          <w:p>
+            <w:r/>
+            <w:r>
+              <w:rPr>
+                <w:rFonts w:ascii="Arial" w:hAnsi="Arial" w:eastAsia="Microsoft JhengHei"/>
+                <w:b w:val="0"/>
+                <w:sz w:val="20"/>
+              </w:rPr>
+              <w:t>list + search；slug / country / ticker / website</w:t>
+            </w:r>
+          </w:p>
+        </w:tc>
+      </w:tr>
+      <w:tr>
+        <w:trPr/>
+        <w:tc>
+          <w:tcPr>
+            <w:tcW w:type="dxa" w:w="1606"/>
+            <w:vAlign w:val="top"/>
+            <w:tcMar>
+              <w:top w:w="80" w:type="dxa"/>
+              <w:bottom w:w="80" w:type="dxa"/>
+              <w:start w:w="120" w:type="dxa"/>
+              <w:end w:w="120" w:type="dxa"/>
+            </w:tcMar>
+          </w:tcPr>
+          <w:p>
+            <w:r/>
+            <w:r>
+              <w:rPr>
+                <w:rFonts w:ascii="Arial" w:hAnsi="Arial" w:eastAsia="Microsoft JhengHei"/>
+                <w:b w:val="0"/>
+                <w:sz w:val="20"/>
+              </w:rPr>
+              <w:t>門市</w:t>
+            </w:r>
+          </w:p>
+        </w:tc>
+        <w:tc>
+          <w:tcPr>
+            <w:tcW w:type="dxa" w:w="2731"/>
+            <w:vAlign w:val="top"/>
+            <w:tcMar>
+              <w:top w:w="80" w:type="dxa"/>
+              <w:bottom w:w="80" w:type="dxa"/>
+              <w:start w:w="120" w:type="dxa"/>
+              <w:end w:w="120" w:type="dxa"/>
+            </w:tcMar>
+          </w:tcPr>
+          <w:p>
+            <w:r/>
+            <w:r>
+              <w:rPr>
+                <w:rFonts w:ascii="Arial" w:hAnsi="Arial" w:eastAsia="Microsoft JhengHei"/>
+                <w:b w:val="0"/>
+                <w:sz w:val="20"/>
+              </w:rPr>
+              <w:t>/admin/stores</w:t>
+            </w:r>
+          </w:p>
+        </w:tc>
+        <w:tc>
+          <w:tcPr>
+            <w:tcW w:type="dxa" w:w="5541"/>
+            <w:vAlign w:val="top"/>
+            <w:tcMar>
+              <w:top w:w="80" w:type="dxa"/>
+              <w:bottom w:w="80" w:type="dxa"/>
+              <w:start w:w="120" w:type="dxa"/>
+              <w:end w:w="120" w:type="dxa"/>
+            </w:tcMar>
+          </w:tcPr>
+          <w:p>
+            <w:r/>
+            <w:r>
+              <w:rPr>
+                <w:rFonts w:ascii="Arial" w:hAnsi="Arial" w:eastAsia="Microsoft JhengHei"/>
+                <w:b w:val="0"/>
+                <w:sz w:val="20"/>
+              </w:rPr>
+              <w:t>brand + city FK + lat/lng + opening_hours JSON + isFlagship / franchise</w:t>
+            </w:r>
+          </w:p>
+        </w:tc>
+      </w:tr>
+      <w:tr>
+        <w:trPr/>
+        <w:tc>
+          <w:tcPr>
+            <w:tcW w:type="dxa" w:w="1606"/>
+            <w:vAlign w:val="top"/>
+            <w:tcMar>
+              <w:top w:w="80" w:type="dxa"/>
+              <w:bottom w:w="80" w:type="dxa"/>
+              <w:start w:w="120" w:type="dxa"/>
+              <w:end w:w="120" w:type="dxa"/>
+            </w:tcMar>
+          </w:tcPr>
+          <w:p>
+            <w:r/>
+            <w:r>
+              <w:rPr>
+                <w:rFonts w:ascii="Arial" w:hAnsi="Arial" w:eastAsia="Microsoft JhengHei"/>
+                <w:b w:val="0"/>
+                <w:sz w:val="20"/>
+              </w:rPr>
+              <w:t>內容品質</w:t>
+            </w:r>
+          </w:p>
+        </w:tc>
+        <w:tc>
+          <w:tcPr>
+            <w:tcW w:type="dxa" w:w="2731"/>
+            <w:vAlign w:val="top"/>
+            <w:tcMar>
+              <w:top w:w="80" w:type="dxa"/>
+              <w:bottom w:w="80" w:type="dxa"/>
+              <w:start w:w="120" w:type="dxa"/>
+              <w:end w:w="120" w:type="dxa"/>
+            </w:tcMar>
+          </w:tcPr>
+          <w:p>
+            <w:r/>
+            <w:r>
+              <w:rPr>
+                <w:rFonts w:ascii="Arial" w:hAnsi="Arial" w:eastAsia="Microsoft JhengHei"/>
+                <w:b w:val="0"/>
+                <w:sz w:val="20"/>
+              </w:rPr>
+              <w:t>/admin/quality</w:t>
+            </w:r>
+          </w:p>
+        </w:tc>
+        <w:tc>
+          <w:tcPr>
+            <w:tcW w:type="dxa" w:w="5541"/>
+            <w:vAlign w:val="top"/>
+            <w:tcMar>
+              <w:top w:w="80" w:type="dxa"/>
+              <w:bottom w:w="80" w:type="dxa"/>
+              <w:start w:w="120" w:type="dxa"/>
+              <w:end w:w="120" w:type="dxa"/>
+            </w:tcMar>
+          </w:tcPr>
+          <w:p>
+            <w:r/>
+            <w:r>
+              <w:rPr>
+                <w:rFonts w:ascii="Arial" w:hAnsi="Arial" w:eastAsia="Microsoft JhengHei"/>
+                <w:b w:val="0"/>
+                <w:sz w:val="20"/>
+              </w:rPr>
+              <w:t>completeness 分佈、orphan、AI 待審、review_due 清單</w:t>
+            </w:r>
+          </w:p>
+        </w:tc>
+      </w:tr>
+      <w:tr>
+        <w:trPr/>
+        <w:tc>
+          <w:tcPr>
+            <w:tcW w:type="dxa" w:w="1606"/>
+            <w:vAlign w:val="top"/>
+            <w:tcMar>
+              <w:top w:w="80" w:type="dxa"/>
+              <w:bottom w:w="80" w:type="dxa"/>
+              <w:start w:w="120" w:type="dxa"/>
+              <w:end w:w="120" w:type="dxa"/>
+            </w:tcMar>
+          </w:tcPr>
+          <w:p>
+            <w:r/>
+            <w:r>
+              <w:rPr>
+                <w:rFonts w:ascii="Arial" w:hAnsi="Arial" w:eastAsia="Microsoft JhengHei"/>
+                <w:b w:val="0"/>
+                <w:sz w:val="20"/>
+              </w:rPr>
+              <w:t>指標趨勢</w:t>
+            </w:r>
+          </w:p>
+        </w:tc>
+        <w:tc>
+          <w:tcPr>
+            <w:tcW w:type="dxa" w:w="2731"/>
+            <w:vAlign w:val="top"/>
+            <w:tcMar>
+              <w:top w:w="80" w:type="dxa"/>
+              <w:bottom w:w="80" w:type="dxa"/>
+              <w:start w:w="120" w:type="dxa"/>
+              <w:end w:w="120" w:type="dxa"/>
+            </w:tcMar>
+          </w:tcPr>
+          <w:p>
+            <w:r/>
+            <w:r>
+              <w:rPr>
+                <w:rFonts w:ascii="Arial" w:hAnsi="Arial" w:eastAsia="Microsoft JhengHei"/>
+                <w:b w:val="0"/>
+                <w:sz w:val="20"/>
+              </w:rPr>
+              <w:t>/admin/metrics</w:t>
+            </w:r>
+          </w:p>
+        </w:tc>
+        <w:tc>
+          <w:tcPr>
+            <w:tcW w:type="dxa" w:w="5541"/>
+            <w:vAlign w:val="top"/>
+            <w:tcMar>
+              <w:top w:w="80" w:type="dxa"/>
+              <w:bottom w:w="80" w:type="dxa"/>
+              <w:start w:w="120" w:type="dxa"/>
+              <w:end w:w="120" w:type="dxa"/>
+            </w:tcMar>
+          </w:tcPr>
+          <w:p>
+            <w:r/>
+            <w:r>
+              <w:rPr>
+                <w:rFonts w:ascii="Arial" w:hAnsi="Arial" w:eastAsia="Microsoft JhengHei"/>
+                <w:b w:val="0"/>
+                <w:sz w:val="20"/>
+              </w:rPr>
+              <w:t>metrics_daily 視覺化（Top 10 × 4 排行榜 + sparkline + Δ）</w:t>
+            </w:r>
+          </w:p>
+        </w:tc>
+      </w:tr>
+      <w:tr>
+        <w:trPr/>
+        <w:tc>
+          <w:tcPr>
+            <w:tcW w:type="dxa" w:w="1606"/>
+            <w:vAlign w:val="top"/>
+            <w:tcMar>
+              <w:top w:w="80" w:type="dxa"/>
+              <w:bottom w:w="80" w:type="dxa"/>
+              <w:start w:w="120" w:type="dxa"/>
+              <w:end w:w="120" w:type="dxa"/>
+            </w:tcMar>
+          </w:tcPr>
+          <w:p>
+            <w:r/>
+            <w:r>
+              <w:rPr>
+                <w:rFonts w:ascii="Arial" w:hAnsi="Arial" w:eastAsia="Microsoft JhengHei"/>
+                <w:b w:val="0"/>
+                <w:sz w:val="20"/>
+              </w:rPr>
+              <w:t>搜尋紀錄</w:t>
+            </w:r>
+          </w:p>
+        </w:tc>
+        <w:tc>
+          <w:tcPr>
+            <w:tcW w:type="dxa" w:w="2731"/>
+            <w:vAlign w:val="top"/>
+            <w:tcMar>
+              <w:top w:w="80" w:type="dxa"/>
+              <w:bottom w:w="80" w:type="dxa"/>
+              <w:start w:w="120" w:type="dxa"/>
+              <w:end w:w="120" w:type="dxa"/>
+            </w:tcMar>
+          </w:tcPr>
+          <w:p>
+            <w:r/>
+            <w:r>
+              <w:rPr>
+                <w:rFonts w:ascii="Arial" w:hAnsi="Arial" w:eastAsia="Microsoft JhengHei"/>
+                <w:b w:val="0"/>
+                <w:sz w:val="20"/>
+              </w:rPr>
+              <w:t>/admin/search-log</w:t>
+            </w:r>
+          </w:p>
+        </w:tc>
+        <w:tc>
+          <w:tcPr>
+            <w:tcW w:type="dxa" w:w="5541"/>
+            <w:vAlign w:val="top"/>
+            <w:tcMar>
+              <w:top w:w="80" w:type="dxa"/>
+              <w:bottom w:w="80" w:type="dxa"/>
+              <w:start w:w="120" w:type="dxa"/>
+              <w:end w:w="120" w:type="dxa"/>
+            </w:tcMar>
+          </w:tcPr>
+          <w:p>
+            <w:r/>
+            <w:r>
+              <w:rPr>
+                <w:rFonts w:ascii="Arial" w:hAnsi="Arial" w:eastAsia="Microsoft JhengHei"/>
+                <w:b w:val="0"/>
+                <w:sz w:val="20"/>
+              </w:rPr>
+              <w:t>search_log 分析（熱門 / 零結果 / 日趨勢 / 語系與國家分佈）</w:t>
+            </w:r>
+          </w:p>
+        </w:tc>
+      </w:tr>
+    </w:tbl>
+    <w:p/>
+    <w:p>
+      <w:pPr>
+        <w:pStyle w:val="Heading2"/>
+      </w:pPr>
+      <w:r>
+        <w:rPr>
+          <w:rFonts w:ascii="Arial" w:hAnsi="Arial" w:eastAsia="Microsoft JhengHei"/>
+        </w:rPr>
+        <w:t>8.3 編輯表單共通設計</w:t>
+      </w:r>
+    </w:p>
+    <w:p>
+      <w:pPr>
+        <w:pStyle w:val="ListBullet"/>
+      </w:pPr>
+      <w:r>
+        <w:t>多語 i18n tab：每個 i18n 欄位（name / description / SEO）都有 4 個 locale 子分頁</w:t>
+      </w:r>
+    </w:p>
+    <w:p>
+      <w:pPr>
+        <w:pStyle w:val="ListBullet"/>
+      </w:pPr>
+      <w:r>
+        <w:t>儲存後 SSG 自動失效：API route 呼叫 revalidatePath('/[locale]/{entity}', 'layout')</w:t>
+      </w:r>
+    </w:p>
+    <w:p>
+      <w:pPr>
+        <w:pStyle w:val="ListBullet"/>
+      </w:pPr>
+      <w:r>
+        <w:t>完整度即時重算：cities / drinks / news 儲存時 scoreXxx() 立刻重算寫回 DB</w:t>
+      </w:r>
+    </w:p>
+    <w:p>
+      <w:pPr>
+        <w:pStyle w:val="ListBullet"/>
+      </w:pPr>
+      <w:r>
+        <w:t>軟刪除：「刪除」實為 status = ARCHIVED，公開站隱藏，後台仍可看</w:t>
+      </w:r>
+    </w:p>
+    <w:p>
+      <w:pPr>
+        <w:pStyle w:val="ListBullet"/>
+      </w:pPr>
+      <w:r>
+        <w:t>Zod 422 / 409 / 500 錯誤顯示在表單頂</w:t>
+      </w:r>
+    </w:p>
+    <w:p>
+      <w:pPr>
+        <w:pStyle w:val="Heading2"/>
+      </w:pPr>
+      <w:r>
+        <w:rPr>
+          <w:rFonts w:ascii="Arial" w:hAnsi="Arial" w:eastAsia="Microsoft JhengHei"/>
+        </w:rPr>
+        <w:t>8.4 關聯資料編輯（Phase 5A）</w:t>
+      </w:r>
+    </w:p>
+    <w:p>
+      <w:r>
+        <w:t>Brand 編輯頁多 3 個 tab：招牌飲品（brand_drinks）、進駐城市（brand_cities）、母公司（brand_company）。News 編輯頁多 3 個 tab：相關品牌 / 城市 / 飲品（news_brands / news_cities / news_drinks）。</w:t>
+      </w:r>
+    </w:p>
+    <w:p>
+      <w:r>
+        <w:t>寫入策略：主表 + 關聯改動包在 prisma.$transaction 內，採 delete-all + insert-all — 簡單、可靠、不留 orphan。對 brand_company（複合 PK 含 since）特別重要。</w:t>
+      </w:r>
+    </w:p>
+    <w:p>
+      <w:pPr>
+        <w:pStyle w:val="Heading2"/>
+      </w:pPr>
+      <w:r>
+        <w:rPr>
+          <w:rFonts w:ascii="Arial" w:hAnsi="Arial" w:eastAsia="Microsoft JhengHei"/>
+        </w:rPr>
+        <w:t>8.5 AI 草稿生成（Phase 5B）</w:t>
+      </w:r>
+    </w:p>
+    <w:p>
+      <w:r>
+        <w:t>每個編輯頁的對應 tab 多了「✨ AI 補完」按鈕。按一次按鈕，4 個 locale 同時填好。Endpoint：POST /api/admin/ai/draft；模型：OpenAI gpt-4o-mini；透過 Vercel AI SDK generateObject + Zod schema 確保輸出形狀正確。</w:t>
+      </w:r>
+    </w:p>
+    <w:tbl>
+      <w:tblPr>
+        <w:tblStyle w:val="TableGrid"/>
+        <w:tblW w:type="dxa" w:w="9878"/>
+        <w:jc w:val="left"/>
+        <w:tblLayout w:type="fixed"/>
+        <w:tblLook w:firstColumn="1" w:firstRow="1" w:lastColumn="0" w:lastRow="0" w:noHBand="0" w:noVBand="1" w:val="04A0"/>
+        <w:tblInd w:type="dxa" w:w="0"/>
+      </w:tblPr>
+      <w:tblGrid>
+        <w:gridCol w:w="1927"/>
+        <w:gridCol w:w="7951"/>
+      </w:tblGrid>
+      <w:tr>
+        <w:trPr/>
+        <w:tc>
+          <w:tcPr>
+            <w:tcW w:type="dxa" w:w="1927"/>
+            <w:shd w:fill="E9E2D7"/>
+            <w:vAlign w:val="center"/>
+            <w:tcMar>
+              <w:top w:w="80" w:type="dxa"/>
+              <w:bottom w:w="80" w:type="dxa"/>
+              <w:start w:w="120" w:type="dxa"/>
+              <w:end w:w="120" w:type="dxa"/>
+            </w:tcMar>
+          </w:tcPr>
+          <w:p>
+            <w:r/>
+            <w:r>
+              <w:rPr>
+                <w:rFonts w:ascii="Arial" w:hAnsi="Arial" w:eastAsia="Microsoft JhengHei"/>
+                <w:b/>
+                <w:sz w:val="20"/>
+              </w:rPr>
+              <w:t>模組</w:t>
+            </w:r>
+          </w:p>
+        </w:tc>
+        <w:tc>
+          <w:tcPr>
+            <w:tcW w:type="dxa" w:w="7951"/>
+            <w:shd w:fill="E9E2D7"/>
+            <w:vAlign w:val="center"/>
+            <w:tcMar>
+              <w:top w:w="80" w:type="dxa"/>
+              <w:bottom w:w="80" w:type="dxa"/>
+              <w:start w:w="120" w:type="dxa"/>
+              <w:end w:w="120" w:type="dxa"/>
+            </w:tcMar>
+          </w:tcPr>
+          <w:p>
+            <w:r/>
+            <w:r>
+              <w:rPr>
+                <w:rFonts w:ascii="Arial" w:hAnsi="Arial" w:eastAsia="Microsoft JhengHei"/>
+                <w:b/>
+                <w:sz w:val="20"/>
+              </w:rPr>
+              <w:t>AI 補完位置</w:t>
+            </w:r>
+          </w:p>
+        </w:tc>
+      </w:tr>
+      <w:tr>
+        <w:trPr/>
+        <w:tc>
+          <w:tcPr>
+            <w:tcW w:type="dxa" w:w="1927"/>
+            <w:vAlign w:val="top"/>
+            <w:tcMar>
+              <w:top w:w="80" w:type="dxa"/>
+              <w:bottom w:w="80" w:type="dxa"/>
+              <w:start w:w="120" w:type="dxa"/>
+              <w:end w:w="120" w:type="dxa"/>
+            </w:tcMar>
+          </w:tcPr>
+          <w:p>
+            <w:r/>
+            <w:r>
+              <w:rPr>
+                <w:rFonts w:ascii="Arial" w:hAnsi="Arial" w:eastAsia="Microsoft JhengHei"/>
+                <w:b w:val="0"/>
+                <w:sz w:val="20"/>
+              </w:rPr>
+              <w:t>Brand</w:t>
+            </w:r>
+          </w:p>
+        </w:tc>
+        <w:tc>
+          <w:tcPr>
+            <w:tcW w:type="dxa" w:w="7951"/>
+            <w:vAlign w:val="top"/>
+            <w:tcMar>
+              <w:top w:w="80" w:type="dxa"/>
+              <w:bottom w:w="80" w:type="dxa"/>
+              <w:start w:w="120" w:type="dxa"/>
+              <w:end w:w="120" w:type="dxa"/>
+            </w:tcMar>
+          </w:tcPr>
+          <w:p>
+            <w:r/>
+            <w:r>
+              <w:rPr>
+                <w:rFonts w:ascii="Arial" w:hAnsi="Arial" w:eastAsia="Microsoft JhengHei"/>
+                <w:b w:val="0"/>
+                <w:sz w:val="20"/>
+              </w:rPr>
+              <w:t>i18n description + SEO (title+desc)</w:t>
+            </w:r>
+          </w:p>
+        </w:tc>
+      </w:tr>
+      <w:tr>
+        <w:trPr/>
+        <w:tc>
+          <w:tcPr>
+            <w:tcW w:type="dxa" w:w="1927"/>
+            <w:vAlign w:val="top"/>
+            <w:tcMar>
+              <w:top w:w="80" w:type="dxa"/>
+              <w:bottom w:w="80" w:type="dxa"/>
+              <w:start w:w="120" w:type="dxa"/>
+              <w:end w:w="120" w:type="dxa"/>
+            </w:tcMar>
+          </w:tcPr>
+          <w:p>
+            <w:r/>
+            <w:r>
+              <w:rPr>
+                <w:rFonts w:ascii="Arial" w:hAnsi="Arial" w:eastAsia="Microsoft JhengHei"/>
+                <w:b w:val="0"/>
+                <w:sz w:val="20"/>
+              </w:rPr>
+              <w:t>City</w:t>
+            </w:r>
+          </w:p>
+        </w:tc>
+        <w:tc>
+          <w:tcPr>
+            <w:tcW w:type="dxa" w:w="7951"/>
+            <w:vAlign w:val="top"/>
+            <w:tcMar>
+              <w:top w:w="80" w:type="dxa"/>
+              <w:bottom w:w="80" w:type="dxa"/>
+              <w:start w:w="120" w:type="dxa"/>
+              <w:end w:w="120" w:type="dxa"/>
+            </w:tcMar>
+          </w:tcPr>
+          <w:p>
+            <w:r/>
+            <w:r>
+              <w:rPr>
+                <w:rFonts w:ascii="Arial" w:hAnsi="Arial" w:eastAsia="Microsoft JhengHei"/>
+                <w:b w:val="0"/>
+                <w:sz w:val="20"/>
+              </w:rPr>
+              <w:t>i18n description + SEO</w:t>
+            </w:r>
+          </w:p>
+        </w:tc>
+      </w:tr>
+      <w:tr>
+        <w:trPr/>
+        <w:tc>
+          <w:tcPr>
+            <w:tcW w:type="dxa" w:w="1927"/>
+            <w:vAlign w:val="top"/>
+            <w:tcMar>
+              <w:top w:w="80" w:type="dxa"/>
+              <w:bottom w:w="80" w:type="dxa"/>
+              <w:start w:w="120" w:type="dxa"/>
+              <w:end w:w="120" w:type="dxa"/>
+            </w:tcMar>
+          </w:tcPr>
+          <w:p>
+            <w:r/>
+            <w:r>
+              <w:rPr>
+                <w:rFonts w:ascii="Arial" w:hAnsi="Arial" w:eastAsia="Microsoft JhengHei"/>
+                <w:b w:val="0"/>
+                <w:sz w:val="20"/>
+              </w:rPr>
+              <w:t>Drink</w:t>
+            </w:r>
+          </w:p>
+        </w:tc>
+        <w:tc>
+          <w:tcPr>
+            <w:tcW w:type="dxa" w:w="7951"/>
+            <w:vAlign w:val="top"/>
+            <w:tcMar>
+              <w:top w:w="80" w:type="dxa"/>
+              <w:bottom w:w="80" w:type="dxa"/>
+              <w:start w:w="120" w:type="dxa"/>
+              <w:end w:w="120" w:type="dxa"/>
+            </w:tcMar>
+          </w:tcPr>
+          <w:p>
+            <w:r/>
+            <w:r>
+              <w:rPr>
+                <w:rFonts w:ascii="Arial" w:hAnsi="Arial" w:eastAsia="Microsoft JhengHei"/>
+                <w:b w:val="0"/>
+                <w:sz w:val="20"/>
+              </w:rPr>
+              <w:t>i18n description + SEO</w:t>
+            </w:r>
+          </w:p>
+        </w:tc>
+      </w:tr>
+      <w:tr>
+        <w:trPr/>
+        <w:tc>
+          <w:tcPr>
+            <w:tcW w:type="dxa" w:w="1927"/>
+            <w:vAlign w:val="top"/>
+            <w:tcMar>
+              <w:top w:w="80" w:type="dxa"/>
+              <w:bottom w:w="80" w:type="dxa"/>
+              <w:start w:w="120" w:type="dxa"/>
+              <w:end w:w="120" w:type="dxa"/>
+            </w:tcMar>
+          </w:tcPr>
+          <w:p>
+            <w:r/>
+            <w:r>
+              <w:rPr>
+                <w:rFonts w:ascii="Arial" w:hAnsi="Arial" w:eastAsia="Microsoft JhengHei"/>
+                <w:b w:val="0"/>
+                <w:sz w:val="20"/>
+              </w:rPr>
+              <w:t>News</w:t>
+            </w:r>
+          </w:p>
+        </w:tc>
+        <w:tc>
+          <w:tcPr>
+            <w:tcW w:type="dxa" w:w="7951"/>
+            <w:vAlign w:val="top"/>
+            <w:tcMar>
+              <w:top w:w="80" w:type="dxa"/>
+              <w:bottom w:w="80" w:type="dxa"/>
+              <w:start w:w="120" w:type="dxa"/>
+              <w:end w:w="120" w:type="dxa"/>
+            </w:tcMar>
+          </w:tcPr>
+          <w:p>
+            <w:r/>
+            <w:r>
+              <w:rPr>
+                <w:rFonts w:ascii="Arial" w:hAnsi="Arial" w:eastAsia="Microsoft JhengHei"/>
+                <w:b w:val="0"/>
+                <w:sz w:val="20"/>
+              </w:rPr>
+              <w:t>i18n summary + body（完整 markdown 文章）+ SEO + advanced AI 摘要</w:t>
+            </w:r>
+          </w:p>
+        </w:tc>
+      </w:tr>
+    </w:tbl>
+    <w:p/>
+    <w:p>
+      <w:r>
+        <w:t>需設 Vercel env var OPENAI_API_KEY。未設時按鈕仍顯示，按下去跳 503 提示。系統 prompt 明確指示「不要編造數字、引言、店數」，只用 form 提供的 context 作生成依據。</w:t>
+      </w:r>
+    </w:p>
+    <w:p>
+      <w:pPr>
+        <w:pStyle w:val="Heading2"/>
+      </w:pPr>
+      <w:r>
+        <w:rPr>
+          <w:rFonts w:ascii="Arial" w:hAnsi="Arial" w:eastAsia="Microsoft JhengHei"/>
+        </w:rPr>
+        <w:t>8.6 圖片上傳（Phase 5B）</w:t>
+      </w:r>
+    </w:p>
+    <w:p>
+      <w:pPr>
+        <w:pStyle w:val="ListBullet"/>
+      </w:pPr>
+      <w:r>
+        <w:t>Brand 的 logoUrl 與 News 的 heroImageUrl 改成 URL + 拖檔上傳 + 預覽三合一元件</w:t>
+      </w:r>
+    </w:p>
+    <w:p>
+      <w:pPr>
+        <w:pStyle w:val="ListBullet"/>
+      </w:pPr>
+      <w:r>
+        <w:t>URL 文字欄向後相容（編輯仍可貼外部連結）</w:t>
+      </w:r>
+    </w:p>
+    <w:p>
+      <w:pPr>
+        <w:pStyle w:val="ListBullet"/>
+      </w:pPr>
+      <w:r>
+        <w:t>📁 選檔按鈕 + 拖放區（直接拖圖到框內）</w:t>
+      </w:r>
+    </w:p>
+    <w:p>
+      <w:pPr>
+        <w:pStyle w:val="ListBullet"/>
+      </w:pPr>
+      <w:r>
+        <w:t>即時預覽縮圖</w:t>
+      </w:r>
+    </w:p>
+    <w:p>
+      <w:pPr>
+        <w:pStyle w:val="ListBullet"/>
+      </w:pPr>
+      <w:r>
+        <w:t>上傳到 Vercel Blob，回傳 public URL 自動填回</w:t>
+      </w:r>
+    </w:p>
+    <w:p>
+      <w:pPr>
+        <w:pStyle w:val="ListBullet"/>
+      </w:pPr>
+      <w:r>
+        <w:t>需設 Vercel env var BLOB_READ_WRITE_TOKEN（Vercel Storage → Create Blob Store 自動注入）</w:t>
+      </w:r>
+    </w:p>
+    <w:p>
+      <w:pPr>
+        <w:pStyle w:val="ListBullet"/>
+      </w:pPr>
+      <w:r>
+        <w:t>限制：≤ 5 MB；MIME whitelist：jpeg/png/webp/gif/svg/avif</w:t>
+      </w:r>
+    </w:p>
+    <w:p>
+      <w:pPr>
+        <w:pStyle w:val="Heading2"/>
+      </w:pPr>
+      <w:r>
+        <w:rPr>
+          <w:rFonts w:ascii="Arial" w:hAnsi="Arial" w:eastAsia="Microsoft JhengHei"/>
+        </w:rPr>
+        <w:t>8.7 發布前 gating 檢查</w:t>
+      </w:r>
+    </w:p>
+    <w:p>
+      <w:pPr>
+        <w:pStyle w:val="ListBullet"/>
+      </w:pPr>
+      <w:r>
+        <w:t>由 src/lib/content-quality/gating.ts 的 Zod schema 強制</w:t>
+      </w:r>
+    </w:p>
+    <w:p>
+      <w:pPr>
+        <w:pStyle w:val="ListBullet"/>
+      </w:pPr>
+      <w:r>
+        <w:t>slug 唯一性（DB 層 @unique + API 409 衝突檢查）</w:t>
+      </w:r>
+    </w:p>
+    <w:p>
+      <w:pPr>
+        <w:pStyle w:val="ListBullet"/>
+      </w:pPr>
+      <w:r>
+        <w:t>seo_i18n[預設 locale] 的 title 與 description 已填</w:t>
+      </w:r>
+    </w:p>
+    <w:p>
+      <w:pPr>
+        <w:pStyle w:val="ListBullet"/>
+      </w:pPr>
+      <w:r>
+        <w:t>至少一個關聯實體（news_brands ∪ news_cities ∪ news_drinks）</w:t>
+      </w:r>
+    </w:p>
+    <w:p>
+      <w:pPr>
+        <w:pStyle w:val="ListBullet"/>
+      </w:pPr>
+      <w:r>
+        <w:t>summary_i18n 已填</w:t>
+      </w:r>
+    </w:p>
+    <w:p>
+      <w:pPr>
+        <w:pStyle w:val="ListBullet"/>
+      </w:pPr>
+      <w:r>
+        <w:t>source_id 設定（新聞）</w:t>
+      </w:r>
+    </w:p>
+    <w:p>
+      <w:pPr>
+        <w:pStyle w:val="ListBullet"/>
+      </w:pPr>
+      <w:r>
+        <w:t>hero image 與 alt text</w:t>
+      </w:r>
+    </w:p>
+    <w:p>
+      <w:pPr>
+        <w:pStyle w:val="ListBullet"/>
+      </w:pPr>
+      <w:r>
+        <w:t>JSON-LD 必填欄位齊全（依模板對應 schema.org type）</w:t>
+      </w:r>
+    </w:p>
+    <w:p>
+      <w:pPr>
+        <w:pStyle w:val="Heading1"/>
+      </w:pPr>
+      <w:r>
+        <w:rPr>
+          <w:rFonts w:ascii="Arial" w:hAnsi="Arial" w:eastAsia="Microsoft JhengHei"/>
+        </w:rPr>
+        <w:t>9. 分析儀表板（Phase 5D）</w:t>
+      </w:r>
+    </w:p>
+    <w:p>
+      <w:pPr>
+        <w:pStyle w:val="Heading2"/>
+      </w:pPr>
+      <w:r>
+        <w:rPr>
+          <w:rFonts w:ascii="Arial" w:hAnsi="Arial" w:eastAsia="Microsoft JhengHei"/>
+        </w:rPr>
+        <w:t>9.1 內容品質儀表板（/admin/quality）</w:t>
+      </w:r>
+    </w:p>
+    <w:p>
+      <w:pPr>
+        <w:pStyle w:val="ListBullet"/>
+      </w:pPr>
+      <w:r>
+        <w:t>各實體 completeness_score 分佈（≥80 / 50-79 / &lt;50 / 未評分 4 桶 × 4 entity = 16 個磚卡）</w:t>
+      </w:r>
+    </w:p>
+    <w:p>
+      <w:pPr>
+        <w:pStyle w:val="ListBullet"/>
+      </w:pPr>
+      <w:r>
+        <w:t>最低完整度前 5 名（每個 entity）</w:t>
+      </w:r>
+    </w:p>
+    <w:p>
+      <w:pPr>
+        <w:pStyle w:val="ListBullet"/>
+      </w:pPr>
+      <w:r>
+        <w:t>orphan 清單（無任何關聯的孤兒資料）</w:t>
+      </w:r>
+    </w:p>
+    <w:p>
+      <w:pPr>
+        <w:pStyle w:val="ListBullet"/>
+      </w:pPr>
+      <w:r>
+        <w:t>AI 摘要待審清單（ai_summary_reviewed_at IS NULL）</w:t>
+      </w:r>
+    </w:p>
+    <w:p>
+      <w:pPr>
+        <w:pStyle w:val="ListBullet"/>
+      </w:pPr>
+      <w:r>
+        <w:t>review_due_at 已到期的實體</w:t>
+      </w:r>
+    </w:p>
+    <w:p>
+      <w:pPr>
+        <w:pStyle w:val="ListBullet"/>
+      </w:pPr>
+      <w:r>
+        <w:t>點任一筆名稱直接跳到 admin 編輯頁</w:t>
+      </w:r>
+    </w:p>
+    <w:p>
+      <w:pPr>
+        <w:pStyle w:val="Heading2"/>
+      </w:pPr>
+      <w:r>
+        <w:rPr>
+          <w:rFonts w:ascii="Arial" w:hAnsi="Arial" w:eastAsia="Microsoft JhengHei"/>
+        </w:rPr>
+        <w:t>9.2 指標趨勢儀表板（/admin/metrics）</w:t>
+      </w:r>
+    </w:p>
+    <w:p>
+      <w:r>
+        <w:t>用既有的 metrics_daily 表，4 個 Top 10 排行榜：熱度最高品牌（trending_score）、近 30 天新聞最多品牌（news_count_30d）、城市熱度榜（popularity_score）、飲品流行度榜（popularity_score）。</w:t>
+      </w:r>
+    </w:p>
+    <w:p>
+      <w:r>
+        <w:t>每一行顯示：名次 + 名稱（連 admin 編輯頁）+ 30 天 SVG sparkline + 當前值 + Δ vs 7 天前（↑↓ 帶顏色）。查詢策略：DISTINCT ON (entity_id) 拿每實體最新值 → top N entity_ids → IN-query 拉 30 天序列。</w:t>
+      </w:r>
+    </w:p>
+    <w:p>
+      <w:pPr>
+        <w:pStyle w:val="Heading2"/>
+      </w:pPr>
+      <w:r>
+        <w:rPr>
+          <w:rFonts w:ascii="Arial" w:hAnsi="Arial" w:eastAsia="Microsoft JhengHei"/>
+        </w:rPr>
+        <w:t>9.3 搜尋紀錄儀表板（/admin/search-log）</w:t>
+      </w:r>
+    </w:p>
+    <w:p>
+      <w:pPr>
+        <w:pStyle w:val="ListBullet"/>
+      </w:pPr>
+      <w:r>
+        <w:t>4 個磚卡：7 天 / 30 天搜尋總數、7 天零結果次數、活躍語系數</w:t>
+      </w:r>
+    </w:p>
+    <w:p>
+      <w:pPr>
+        <w:pStyle w:val="ListBullet"/>
+      </w:pPr>
+      <w:r>
+        <w:t>30 天 daily volume sparkline（含空白日對齊）</w:t>
+      </w:r>
+    </w:p>
+    <w:p>
+      <w:pPr>
+        <w:pStyle w:val="ListBullet"/>
+      </w:pPr>
+      <w:r>
+        <w:t>熱門關鍵字 Top 20（近 7 天）：query × count × 平均命中數</w:t>
+      </w:r>
+    </w:p>
+    <w:p>
+      <w:pPr>
+        <w:pStyle w:val="ListBullet"/>
+      </w:pPr>
+      <w:r>
+        <w:t>零結果關鍵字 Top 20（近 30 天）：橘色 bar，編輯團隊看完就知道下一篇要寫什麼</w:t>
+      </w:r>
+    </w:p>
+    <w:p>
+      <w:pPr>
+        <w:pStyle w:val="ListBullet"/>
+      </w:pPr>
+      <w:r>
+        <w:t>語系分佈 + 國家分佈長條圖</w:t>
+      </w:r>
+    </w:p>
+    <w:p>
+      <w:r>
+        <w:t>對應 data-model.md §14 search_log 表。寫入策略：/[locale]/search 渲染後 void logSearch(...)，fire-and-forget 不阻塞使用者。&lt; 2 字元 query 不記。不記 IP，只記 country code。</w:t>
+      </w:r>
+    </w:p>
+    <w:p>
+      <w:pPr>
+        <w:pStyle w:val="Heading1"/>
+      </w:pPr>
+      <w:r>
+        <w:rPr>
+          <w:rFonts w:ascii="Arial" w:hAnsi="Arial" w:eastAsia="Microsoft JhengHei"/>
+        </w:rPr>
+        <w:t>10. Prototype 內容（已凍結，搬到 prototype/）</w:t>
+      </w:r>
+    </w:p>
+    <w:p>
+      <w:r>
+        <w:t>歷史靜態互動原型保留作早期構思參考，Phase 1 之後已用 Next.js + Tailwind 4 + i18n 重做整套，prototype/ 不再更新。</w:t>
+      </w:r>
+    </w:p>
+    <w:p>
+      <w:pPr>
+        <w:pStyle w:val="Heading1"/>
+      </w:pPr>
+      <w:r>
+        <w:rPr>
+          <w:rFonts w:ascii="Arial" w:hAnsi="Arial" w:eastAsia="Microsoft JhengHei"/>
+        </w:rPr>
+        <w:t>11. 開發進度（已完成回顧）</w:t>
+      </w:r>
+    </w:p>
+    <w:tbl>
+      <w:tblPr>
+        <w:tblStyle w:val="TableGrid"/>
+        <w:tblW w:type="dxa" w:w="9878"/>
+        <w:jc w:val="left"/>
+        <w:tblLayout w:type="fixed"/>
+        <w:tblLook w:firstColumn="1" w:firstRow="1" w:lastColumn="0" w:lastRow="0" w:noHBand="0" w:noVBand="1" w:val="04A0"/>
+        <w:tblInd w:type="dxa" w:w="0"/>
+      </w:tblPr>
+      <w:tblGrid>
+        <w:gridCol w:w="1606"/>
+        <w:gridCol w:w="8272"/>
+      </w:tblGrid>
+      <w:tr>
+        <w:trPr/>
+        <w:tc>
+          <w:tcPr>
+            <w:tcW w:type="dxa" w:w="1606"/>
+            <w:shd w:fill="E9E2D7"/>
+            <w:vAlign w:val="center"/>
+            <w:tcMar>
+              <w:top w:w="80" w:type="dxa"/>
+              <w:bottom w:w="80" w:type="dxa"/>
+              <w:start w:w="120" w:type="dxa"/>
+              <w:end w:w="120" w:type="dxa"/>
+            </w:tcMar>
+          </w:tcPr>
+          <w:p>
+            <w:r/>
+            <w:r>
+              <w:rPr>
+                <w:rFonts w:ascii="Arial" w:hAnsi="Arial" w:eastAsia="Microsoft JhengHei"/>
+                <w:b/>
+                <w:sz w:val="20"/>
+              </w:rPr>
+              <w:t>Phase</w:t>
+            </w:r>
+          </w:p>
+        </w:tc>
+        <w:tc>
+          <w:tcPr>
+            <w:tcW w:type="dxa" w:w="8272"/>
+            <w:shd w:fill="E9E2D7"/>
+            <w:vAlign w:val="center"/>
+            <w:tcMar>
+              <w:top w:w="80" w:type="dxa"/>
+              <w:bottom w:w="80" w:type="dxa"/>
+              <w:start w:w="120" w:type="dxa"/>
+              <w:end w:w="120" w:type="dxa"/>
+            </w:tcMar>
+          </w:tcPr>
+          <w:p>
+            <w:r/>
+            <w:r>
+              <w:rPr>
+                <w:rFonts w:ascii="Arial" w:hAnsi="Arial" w:eastAsia="Microsoft JhengHei"/>
+                <w:b/>
+                <w:sz w:val="20"/>
+              </w:rPr>
+              <w:t>內容</w:t>
+            </w:r>
+          </w:p>
+        </w:tc>
+      </w:tr>
+      <w:tr>
+        <w:trPr/>
+        <w:tc>
+          <w:tcPr>
+            <w:tcW w:type="dxa" w:w="1606"/>
+            <w:vAlign w:val="top"/>
+            <w:tcMar>
+              <w:top w:w="80" w:type="dxa"/>
+              <w:bottom w:w="80" w:type="dxa"/>
+              <w:start w:w="120" w:type="dxa"/>
+              <w:end w:w="120" w:type="dxa"/>
+            </w:tcMar>
+          </w:tcPr>
+          <w:p>
+            <w:r/>
+            <w:r>
+              <w:rPr>
+                <w:rFonts w:ascii="Arial" w:hAnsi="Arial" w:eastAsia="Microsoft JhengHei"/>
+                <w:b w:val="0"/>
+                <w:sz w:val="20"/>
+              </w:rPr>
+              <w:t>1 Day 1-2</w:t>
+            </w:r>
+          </w:p>
+        </w:tc>
+        <w:tc>
+          <w:tcPr>
+            <w:tcW w:type="dxa" w:w="8272"/>
+            <w:vAlign w:val="top"/>
+            <w:tcMar>
+              <w:top w:w="80" w:type="dxa"/>
+              <w:bottom w:w="80" w:type="dxa"/>
+              <w:start w:w="120" w:type="dxa"/>
+              <w:end w:w="120" w:type="dxa"/>
+            </w:tcMar>
+          </w:tcPr>
+          <w:p>
+            <w:r/>
+            <w:r>
+              <w:rPr>
+                <w:rFonts w:ascii="Arial" w:hAnsi="Arial" w:eastAsia="Microsoft JhengHei"/>
+                <w:b w:val="0"/>
+                <w:sz w:val="20"/>
+              </w:rPr>
+              <w:t>Next.js 16 + TS + Tailwind 4 + Prisma 7 + next-intl scaffold；Supabase 連線；Vercel 部署</w:t>
+            </w:r>
+          </w:p>
+        </w:tc>
+      </w:tr>
+      <w:tr>
+        <w:trPr/>
+        <w:tc>
+          <w:tcPr>
+            <w:tcW w:type="dxa" w:w="1606"/>
+            <w:vAlign w:val="top"/>
+            <w:tcMar>
+              <w:top w:w="80" w:type="dxa"/>
+              <w:bottom w:w="80" w:type="dxa"/>
+              <w:start w:w="120" w:type="dxa"/>
+              <w:end w:w="120" w:type="dxa"/>
+            </w:tcMar>
+          </w:tcPr>
+          <w:p>
+            <w:r/>
+            <w:r>
+              <w:rPr>
+                <w:rFonts w:ascii="Arial" w:hAnsi="Arial" w:eastAsia="Microsoft JhengHei"/>
+                <w:b w:val="0"/>
+                <w:sz w:val="20"/>
+              </w:rPr>
+              <w:t>1 Day 3-6</w:t>
+            </w:r>
+          </w:p>
+        </w:tc>
+        <w:tc>
+          <w:tcPr>
+            <w:tcW w:type="dxa" w:w="8272"/>
+            <w:vAlign w:val="top"/>
+            <w:tcMar>
+              <w:top w:w="80" w:type="dxa"/>
+              <w:bottom w:w="80" w:type="dxa"/>
+              <w:start w:w="120" w:type="dxa"/>
+              <w:end w:w="120" w:type="dxa"/>
+            </w:tcMar>
+          </w:tcPr>
+          <w:p>
+            <w:r/>
+            <w:r>
+              <w:rPr>
+                <w:rFonts w:ascii="Arial" w:hAnsi="Arial" w:eastAsia="Microsoft JhengHei"/>
+                <w:b w:val="0"/>
+                <w:sz w:val="20"/>
+              </w:rPr>
+              <w:t>6 張主表 + 7 張關聯表 + stores / companies + metrics_daily</w:t>
+            </w:r>
+          </w:p>
+        </w:tc>
+      </w:tr>
+      <w:tr>
+        <w:trPr/>
+        <w:tc>
+          <w:tcPr>
+            <w:tcW w:type="dxa" w:w="1606"/>
+            <w:vAlign w:val="top"/>
+            <w:tcMar>
+              <w:top w:w="80" w:type="dxa"/>
+              <w:bottom w:w="80" w:type="dxa"/>
+              <w:start w:w="120" w:type="dxa"/>
+              <w:end w:w="120" w:type="dxa"/>
+            </w:tcMar>
+          </w:tcPr>
+          <w:p>
+            <w:r/>
+            <w:r>
+              <w:rPr>
+                <w:rFonts w:ascii="Arial" w:hAnsi="Arial" w:eastAsia="Microsoft JhengHei"/>
+                <w:b w:val="0"/>
+                <w:sz w:val="20"/>
+              </w:rPr>
+              <w:t>1.5</w:t>
+            </w:r>
+          </w:p>
+        </w:tc>
+        <w:tc>
+          <w:tcPr>
+            <w:tcW w:type="dxa" w:w="8272"/>
+            <w:vAlign w:val="top"/>
+            <w:tcMar>
+              <w:top w:w="80" w:type="dxa"/>
+              <w:bottom w:w="80" w:type="dxa"/>
+              <w:start w:w="120" w:type="dxa"/>
+              <w:end w:w="120" w:type="dxa"/>
+            </w:tcMar>
+          </w:tcPr>
+          <w:p>
+            <w:r/>
+            <w:r>
+              <w:rPr>
+                <w:rFonts w:ascii="Arial" w:hAnsi="Arial" w:eastAsia="Microsoft JhengHei"/>
+                <w:b w:val="0"/>
+                <w:sz w:val="20"/>
+              </w:rPr>
+              <w:t>seed data + idempotent upsert + metrics 首次計算</w:t>
+            </w:r>
+          </w:p>
+        </w:tc>
+      </w:tr>
+      <w:tr>
+        <w:trPr/>
+        <w:tc>
+          <w:tcPr>
+            <w:tcW w:type="dxa" w:w="1606"/>
+            <w:vAlign w:val="top"/>
+            <w:tcMar>
+              <w:top w:w="80" w:type="dxa"/>
+              <w:bottom w:w="80" w:type="dxa"/>
+              <w:start w:w="120" w:type="dxa"/>
+              <w:end w:w="120" w:type="dxa"/>
+            </w:tcMar>
+          </w:tcPr>
+          <w:p>
+            <w:r/>
+            <w:r>
+              <w:rPr>
+                <w:rFonts w:ascii="Arial" w:hAnsi="Arial" w:eastAsia="Microsoft JhengHei"/>
+                <w:b w:val="0"/>
+                <w:sz w:val="20"/>
+              </w:rPr>
+              <w:t>2.1-2.7</w:t>
+            </w:r>
+          </w:p>
+        </w:tc>
+        <w:tc>
+          <w:tcPr>
+            <w:tcW w:type="dxa" w:w="8272"/>
+            <w:vAlign w:val="top"/>
+            <w:tcMar>
+              <w:top w:w="80" w:type="dxa"/>
+              <w:bottom w:w="80" w:type="dxa"/>
+              <w:start w:w="120" w:type="dxa"/>
+              <w:end w:w="120" w:type="dxa"/>
+            </w:tcMar>
+          </w:tcPr>
+          <w:p>
+            <w:r/>
+            <w:r>
+              <w:rPr>
+                <w:rFonts w:ascii="Arial" w:hAnsi="Arial" w:eastAsia="Microsoft JhengHei"/>
+                <w:b w:val="0"/>
+                <w:sz w:val="20"/>
+              </w:rPr>
+              <w:t>公開站 5 大模組（首頁 / brands / cities / drinks / news）+ BrandLogo</w:t>
+            </w:r>
+          </w:p>
+        </w:tc>
+      </w:tr>
+      <w:tr>
+        <w:trPr/>
+        <w:tc>
+          <w:tcPr>
+            <w:tcW w:type="dxa" w:w="1606"/>
+            <w:vAlign w:val="top"/>
+            <w:tcMar>
+              <w:top w:w="80" w:type="dxa"/>
+              <w:bottom w:w="80" w:type="dxa"/>
+              <w:start w:w="120" w:type="dxa"/>
+              <w:end w:w="120" w:type="dxa"/>
+            </w:tcMar>
+          </w:tcPr>
+          <w:p>
+            <w:r/>
+            <w:r>
+              <w:rPr>
+                <w:rFonts w:ascii="Arial" w:hAnsi="Arial" w:eastAsia="Microsoft JhengHei"/>
+                <w:b w:val="0"/>
+                <w:sz w:val="20"/>
+              </w:rPr>
+              <w:t>2.8</w:t>
+            </w:r>
+          </w:p>
+        </w:tc>
+        <w:tc>
+          <w:tcPr>
+            <w:tcW w:type="dxa" w:w="8272"/>
+            <w:vAlign w:val="top"/>
+            <w:tcMar>
+              <w:top w:w="80" w:type="dxa"/>
+              <w:bottom w:w="80" w:type="dxa"/>
+              <w:start w:w="120" w:type="dxa"/>
+              <w:end w:w="120" w:type="dxa"/>
+            </w:tcMar>
+          </w:tcPr>
+          <w:p>
+            <w:r/>
+            <w:r>
+              <w:rPr>
+                <w:rFonts w:ascii="Arial" w:hAnsi="Arial" w:eastAsia="Microsoft JhengHei"/>
+                <w:b w:val="0"/>
+                <w:sz w:val="20"/>
+              </w:rPr>
+              <w:t>跨實體 search + /search 頁</w:t>
+            </w:r>
+          </w:p>
+        </w:tc>
+      </w:tr>
+      <w:tr>
+        <w:trPr/>
+        <w:tc>
+          <w:tcPr>
+            <w:tcW w:type="dxa" w:w="1606"/>
+            <w:vAlign w:val="top"/>
+            <w:tcMar>
+              <w:top w:w="80" w:type="dxa"/>
+              <w:bottom w:w="80" w:type="dxa"/>
+              <w:start w:w="120" w:type="dxa"/>
+              <w:end w:w="120" w:type="dxa"/>
+            </w:tcMar>
+          </w:tcPr>
+          <w:p>
+            <w:r/>
+            <w:r>
+              <w:rPr>
+                <w:rFonts w:ascii="Arial" w:hAnsi="Arial" w:eastAsia="Microsoft JhengHei"/>
+                <w:b w:val="0"/>
+                <w:sz w:val="20"/>
+              </w:rPr>
+              <w:t>3</w:t>
+            </w:r>
+          </w:p>
+        </w:tc>
+        <w:tc>
+          <w:tcPr>
+            <w:tcW w:type="dxa" w:w="8272"/>
+            <w:vAlign w:val="top"/>
+            <w:tcMar>
+              <w:top w:w="80" w:type="dxa"/>
+              <w:bottom w:w="80" w:type="dxa"/>
+              <w:start w:w="120" w:type="dxa"/>
+              <w:end w:w="120" w:type="dxa"/>
+            </w:tcMar>
+          </w:tcPr>
+          <w:p>
+            <w:r/>
+            <w:r>
+              <w:rPr>
+                <w:rFonts w:ascii="Arial" w:hAnsi="Arial" w:eastAsia="Microsoft JhengHei"/>
+                <w:b w:val="0"/>
+                <w:sz w:val="20"/>
+              </w:rPr>
+              <w:t>sitemap 套件 × 4 + News sitemap + robots + RSS + 動態 OG image</w:t>
+            </w:r>
+          </w:p>
+        </w:tc>
+      </w:tr>
+      <w:tr>
+        <w:trPr/>
+        <w:tc>
+          <w:tcPr>
+            <w:tcW w:type="dxa" w:w="1606"/>
+            <w:vAlign w:val="top"/>
+            <w:tcMar>
+              <w:top w:w="80" w:type="dxa"/>
+              <w:bottom w:w="80" w:type="dxa"/>
+              <w:start w:w="120" w:type="dxa"/>
+              <w:end w:w="120" w:type="dxa"/>
+            </w:tcMar>
+          </w:tcPr>
+          <w:p>
+            <w:r/>
+            <w:r>
+              <w:rPr>
+                <w:rFonts w:ascii="Arial" w:hAnsi="Arial" w:eastAsia="Microsoft JhengHei"/>
+                <w:b w:val="0"/>
+                <w:sz w:val="20"/>
+              </w:rPr>
+              <w:t>4</w:t>
+            </w:r>
+          </w:p>
+        </w:tc>
+        <w:tc>
+          <w:tcPr>
+            <w:tcW w:type="dxa" w:w="8272"/>
+            <w:vAlign w:val="top"/>
+            <w:tcMar>
+              <w:top w:w="80" w:type="dxa"/>
+              <w:bottom w:w="80" w:type="dxa"/>
+              <w:start w:w="120" w:type="dxa"/>
+              <w:end w:w="120" w:type="dxa"/>
+            </w:tcMar>
+          </w:tcPr>
+          <w:p>
+            <w:r/>
+            <w:r>
+              <w:rPr>
+                <w:rFonts w:ascii="Arial" w:hAnsi="Arial" w:eastAsia="Microsoft JhengHei"/>
+                <w:b w:val="0"/>
+                <w:sz w:val="20"/>
+              </w:rPr>
+              <w:t>/admin HTTP Basic Auth + /admin/quality 內容品質儀表板</w:t>
+            </w:r>
+          </w:p>
+        </w:tc>
+      </w:tr>
+      <w:tr>
+        <w:trPr/>
+        <w:tc>
+          <w:tcPr>
+            <w:tcW w:type="dxa" w:w="1606"/>
+            <w:vAlign w:val="top"/>
+            <w:tcMar>
+              <w:top w:w="80" w:type="dxa"/>
+              <w:bottom w:w="80" w:type="dxa"/>
+              <w:start w:w="120" w:type="dxa"/>
+              <w:end w:w="120" w:type="dxa"/>
+            </w:tcMar>
+          </w:tcPr>
+          <w:p>
+            <w:r/>
+            <w:r>
+              <w:rPr>
+                <w:rFonts w:ascii="Arial" w:hAnsi="Arial" w:eastAsia="Microsoft JhengHei"/>
+                <w:b w:val="0"/>
+                <w:sz w:val="20"/>
+              </w:rPr>
+              <w:t>4.5-4.6</w:t>
+            </w:r>
+          </w:p>
+        </w:tc>
+        <w:tc>
+          <w:tcPr>
+            <w:tcW w:type="dxa" w:w="8272"/>
+            <w:vAlign w:val="top"/>
+            <w:tcMar>
+              <w:top w:w="80" w:type="dxa"/>
+              <w:bottom w:w="80" w:type="dxa"/>
+              <w:start w:w="120" w:type="dxa"/>
+              <w:end w:w="120" w:type="dxa"/>
+            </w:tcMar>
+          </w:tcPr>
+          <w:p>
+            <w:r/>
+            <w:r>
+              <w:rPr>
+                <w:rFonts w:ascii="Arial" w:hAnsi="Arial" w:eastAsia="Microsoft JhengHei"/>
+                <w:b w:val="0"/>
+                <w:sz w:val="20"/>
+              </w:rPr>
+              <w:t>admin i18n + 全 8 個 entity CRUD（brands / cities / drinks / news / sources / taxonomies / companies / stores）</w:t>
+            </w:r>
+          </w:p>
+        </w:tc>
+      </w:tr>
+      <w:tr>
+        <w:trPr/>
+        <w:tc>
+          <w:tcPr>
+            <w:tcW w:type="dxa" w:w="1606"/>
+            <w:vAlign w:val="top"/>
+            <w:tcMar>
+              <w:top w:w="80" w:type="dxa"/>
+              <w:bottom w:w="80" w:type="dxa"/>
+              <w:start w:w="120" w:type="dxa"/>
+              <w:end w:w="120" w:type="dxa"/>
+            </w:tcMar>
+          </w:tcPr>
+          <w:p>
+            <w:r/>
+            <w:r>
+              <w:rPr>
+                <w:rFonts w:ascii="Arial" w:hAnsi="Arial" w:eastAsia="Microsoft JhengHei"/>
+                <w:b w:val="0"/>
+                <w:sz w:val="20"/>
+              </w:rPr>
+              <w:t>5A</w:t>
+            </w:r>
+          </w:p>
+        </w:tc>
+        <w:tc>
+          <w:tcPr>
+            <w:tcW w:type="dxa" w:w="8272"/>
+            <w:vAlign w:val="top"/>
+            <w:tcMar>
+              <w:top w:w="80" w:type="dxa"/>
+              <w:bottom w:w="80" w:type="dxa"/>
+              <w:start w:w="120" w:type="dxa"/>
+              <w:end w:w="120" w:type="dxa"/>
+            </w:tcMar>
+          </w:tcPr>
+          <w:p>
+            <w:r/>
+            <w:r>
+              <w:rPr>
+                <w:rFonts w:ascii="Arial" w:hAnsi="Arial" w:eastAsia="Microsoft JhengHei"/>
+                <w:b w:val="0"/>
+                <w:sz w:val="20"/>
+              </w:rPr>
+              <w:t>Brand/News 關聯編輯 tabs（brand_drinks / brand_cities / brand_company / news_*）</w:t>
+            </w:r>
+          </w:p>
+        </w:tc>
+      </w:tr>
+      <w:tr>
+        <w:trPr/>
+        <w:tc>
+          <w:tcPr>
+            <w:tcW w:type="dxa" w:w="1606"/>
+            <w:vAlign w:val="top"/>
+            <w:tcMar>
+              <w:top w:w="80" w:type="dxa"/>
+              <w:bottom w:w="80" w:type="dxa"/>
+              <w:start w:w="120" w:type="dxa"/>
+              <w:end w:w="120" w:type="dxa"/>
+            </w:tcMar>
+          </w:tcPr>
+          <w:p>
+            <w:r/>
+            <w:r>
+              <w:rPr>
+                <w:rFonts w:ascii="Arial" w:hAnsi="Arial" w:eastAsia="Microsoft JhengHei"/>
+                <w:b w:val="0"/>
+                <w:sz w:val="20"/>
+              </w:rPr>
+              <w:t>5B</w:t>
+            </w:r>
+          </w:p>
+        </w:tc>
+        <w:tc>
+          <w:tcPr>
+            <w:tcW w:type="dxa" w:w="8272"/>
+            <w:vAlign w:val="top"/>
+            <w:tcMar>
+              <w:top w:w="80" w:type="dxa"/>
+              <w:bottom w:w="80" w:type="dxa"/>
+              <w:start w:w="120" w:type="dxa"/>
+              <w:end w:w="120" w:type="dxa"/>
+            </w:tcMar>
+          </w:tcPr>
+          <w:p>
+            <w:r/>
+            <w:r>
+              <w:rPr>
+                <w:rFonts w:ascii="Arial" w:hAnsi="Arial" w:eastAsia="Microsoft JhengHei"/>
+                <w:b w:val="0"/>
+                <w:sz w:val="20"/>
+              </w:rPr>
+              <w:t>AI 草稿生成（OpenAI gpt-4o-mini）+ Vercel Blob 圖片上傳</w:t>
+            </w:r>
+          </w:p>
+        </w:tc>
+      </w:tr>
+      <w:tr>
+        <w:trPr/>
+        <w:tc>
+          <w:tcPr>
+            <w:tcW w:type="dxa" w:w="1606"/>
+            <w:vAlign w:val="top"/>
+            <w:tcMar>
+              <w:top w:w="80" w:type="dxa"/>
+              <w:bottom w:w="80" w:type="dxa"/>
+              <w:start w:w="120" w:type="dxa"/>
+              <w:end w:w="120" w:type="dxa"/>
+            </w:tcMar>
+          </w:tcPr>
+          <w:p>
+            <w:r/>
+            <w:r>
+              <w:rPr>
+                <w:rFonts w:ascii="Arial" w:hAnsi="Arial" w:eastAsia="Microsoft JhengHei"/>
+                <w:b w:val="0"/>
+                <w:sz w:val="20"/>
+              </w:rPr>
+              <w:t>5C</w:t>
+            </w:r>
+          </w:p>
+        </w:tc>
+        <w:tc>
+          <w:tcPr>
+            <w:tcW w:type="dxa" w:w="8272"/>
+            <w:vAlign w:val="top"/>
+            <w:tcMar>
+              <w:top w:w="80" w:type="dxa"/>
+              <w:bottom w:w="80" w:type="dxa"/>
+              <w:start w:w="120" w:type="dxa"/>
+              <w:end w:w="120" w:type="dxa"/>
+            </w:tcMar>
+          </w:tcPr>
+          <w:p>
+            <w:r/>
+            <w:r>
+              <w:rPr>
+                <w:rFonts w:ascii="Arial" w:hAnsi="Arial" w:eastAsia="Microsoft JhengHei"/>
+                <w:b w:val="0"/>
+                <w:sz w:val="20"/>
+              </w:rPr>
+              <w:t>🚧 NextAuth 多帳號 + RBAC + audit log（待規劃）</w:t>
+            </w:r>
+          </w:p>
+        </w:tc>
+      </w:tr>
+      <w:tr>
+        <w:trPr/>
+        <w:tc>
+          <w:tcPr>
+            <w:tcW w:type="dxa" w:w="1606"/>
+            <w:vAlign w:val="top"/>
+            <w:tcMar>
+              <w:top w:w="80" w:type="dxa"/>
+              <w:bottom w:w="80" w:type="dxa"/>
+              <w:start w:w="120" w:type="dxa"/>
+              <w:end w:w="120" w:type="dxa"/>
+            </w:tcMar>
+          </w:tcPr>
+          <w:p>
+            <w:r/>
+            <w:r>
+              <w:rPr>
+                <w:rFonts w:ascii="Arial" w:hAnsi="Arial" w:eastAsia="Microsoft JhengHei"/>
+                <w:b w:val="0"/>
+                <w:sz w:val="20"/>
+              </w:rPr>
+              <w:t>5D</w:t>
+            </w:r>
+          </w:p>
+        </w:tc>
+        <w:tc>
+          <w:tcPr>
+            <w:tcW w:type="dxa" w:w="8272"/>
+            <w:vAlign w:val="top"/>
+            <w:tcMar>
+              <w:top w:w="80" w:type="dxa"/>
+              <w:bottom w:w="80" w:type="dxa"/>
+              <w:start w:w="120" w:type="dxa"/>
+              <w:end w:w="120" w:type="dxa"/>
+            </w:tcMar>
+          </w:tcPr>
+          <w:p>
+            <w:r/>
+            <w:r>
+              <w:rPr>
+                <w:rFonts w:ascii="Arial" w:hAnsi="Arial" w:eastAsia="Microsoft JhengHei"/>
+                <w:b w:val="0"/>
+                <w:sz w:val="20"/>
+              </w:rPr>
+              <w:t>Metrics dashboard + Search log 表與儀表板</w:t>
             </w:r>
           </w:p>
         </w:tc>
@@ -5792,7 +7255,7 @@
         <w:rPr>
           <w:rFonts w:ascii="Arial" w:hAnsi="Arial" w:eastAsia="Microsoft JhengHei"/>
         </w:rPr>
-        <w:t>11. 後續成長功能</w:t>
+        <w:t>12. 後續成長功能</w:t>
       </w:r>
     </w:p>
     <w:tbl>
@@ -5880,7 +7343,7 @@
                 <w:b w:val="0"/>
                 <w:sz w:val="20"/>
               </w:rPr>
-              <w:t>30-90 天</w:t>
+              <w:t>待規劃</w:t>
             </w:r>
           </w:p>
         </w:tc>
@@ -5903,7 +7366,7 @@
                 <w:b w:val="0"/>
                 <w:sz w:val="20"/>
               </w:rPr>
-              <w:t>AI 摘要審核流上線（欄位已預埋）、進階搜尋（Meilisearch / Typesense 自架）、每週電子報、trending_score / market_maturity 計算 job、城市市場比較頁、品牌認領（claimed_by_user_id / verified）</w:t>
+              <w:t>Phase 5C 多帳號 + RBAC + audit log；進階搜尋（Meilisearch / Typesense 自架）；每週電子報實作；城市市場比較頁（/compare?a=tokyo&amp;b=taipei）；品牌認領（claimed_by_user_id / verified）；News crawler / RSS aggregator + AI 自動 tag</w:t>
             </w:r>
           </w:p>
         </w:tc>
@@ -5952,7 +7415,7 @@
                 <w:b w:val="0"/>
                 <w:sz w:val="20"/>
               </w:rPr>
-              <w:t>全球珍奶地圖（stores × cities.lat/lng）、AI 問答助手（以結構化資料為 RAG 來源）、加盟商情報（brand_company × stores × metrics_daily）、市場報告、企業資料 API（slug 與 UUID 雙鍵已備）</w:t>
+              <w:t>全球珍奶地圖（stores × cities.lat/lng，Leaflet / Mapbox）、AI 問答助手（以結構化資料為 RAG 來源）、加盟商情報（brand_company × stores × metrics_daily）、市場報告（自動產生 monthly PDF）、企業資料 API（slug 與 UUID 雙鍵已備，加 API key + rate limit）</w:t>
             </w:r>
           </w:p>
         </w:tc>
@@ -5967,12 +7430,12 @@
         <w:rPr>
           <w:rFonts w:ascii="Arial" w:hAnsi="Arial" w:eastAsia="Microsoft JhengHei"/>
         </w:rPr>
-        <w:t>12. 建議結論</w:t>
+        <w:t>13. 建議結論</w:t>
       </w:r>
     </w:p>
     <w:p>
       <w:r>
-        <w:t>Global Boba Graph 應從 SEO 內容資料庫起步，先完成品牌、城市、飲品、新聞四個資料核心，再透過 stores、companies、taxonomies、metrics_daily 等補強表形成完整知識圖譜。資料模型 v1 已預留 graph DB、品牌認領、付費 tier、多幣別、企業 API 等成長鈎子，這比單純媒體文章更能累積長期價值，也能支撐未來 AI 搜尋、推薦、報告與資料變現。</w:t>
+        <w:t>Global Boba Graph 已從 SEO 內容資料庫起步完成 Phase 1-5（除 5C 多帳號）— 公開站、SEO 套件、完整 admin CRUD、AI 編輯輔助、Metrics 視覺化都已上線。資料模型 v1.3 仍預留 graph DB、品牌認領、付費 tier、多幣別、企業 API 等成長鈎子。下一階段重點為：1) 多帳號 / RBAC 支撐團隊編輯；2) 透過 search log 與 metrics dashboard 看出的內容缺口持續水平擴量；3) 評估全球珍奶地圖、AI 問答助手等 v2 功能的市場時機。</w:t>
       </w:r>
     </w:p>
     <w:sectPr>
